--- a/courts/eighth-circuit/nebraska/federal/bankruptcy-district/adversary-complaint/usage/OUTPUT-adversary-complaint.docx
+++ b/courts/eighth-circuit/nebraska/federal/bankruptcy-district/adversary-complaint/usage/OUTPUT-adversary-complaint.docx
@@ -4,7 +4,9 @@
   <w:body>
     <w:p>
       <w:pPr>
-        <w:pStyle w:val="Centered"/>
+        <w:spacing w:before="0" w:after="0" w:line="276" w:lineRule="exact"/>
+        <w:ind w:left="0" w:firstLine="0"/>
+        <w:jc w:val="center"/>
       </w:pPr>
       <w:r>
         <w:rPr>
@@ -16,7 +18,9 @@
     </w:p>
     <w:p>
       <w:pPr>
-        <w:pStyle w:val="Centered"/>
+        <w:spacing w:before="0" w:after="552" w:line="276" w:lineRule="exact"/>
+        <w:ind w:left="0" w:firstLine="0"/>
+        <w:jc w:val="center"/>
       </w:pPr>
       <w:r>
         <w:rPr>
@@ -28,10 +32,15 @@
     </w:p>
     <w:tbl>
       <w:tblPr>
-        <w:tblStyle w:val="Table"/>
-        <w:tblW w:type="dxa" w:w="9360"/>
+        <w:tblW w:w="9360" w:type="dxa"/>
         <w:tblLayout w:type="fixed"/>
-        <w:tblLook w:firstRow="0" w:lastRow="0" w:firstColumn="0" w:lastColumn="0" w:noHBand="0" w:noVBand="0" w:val="0000"/>
+        <w:tblCellMar>
+          <w:top w:w="0" w:type="dxa"/>
+          <w:left w:w="0" w:type="dxa"/>
+          <w:bottom w:w="0" w:type="dxa"/>
+          <w:right w:w="0" w:type="dxa"/>
+        </w:tblCellMar>
+        <w:tblLook w:val="0000" w:firstRow="0" w:lastRow="0" w:firstColumn="0" w:lastColumn="0" w:noHBand="0" w:noVBand="0"/>
       </w:tblPr>
       <w:tblGrid>
         <w:gridCol w:w="4896"/>
@@ -40,127 +49,1092 @@
       </w:tblGrid>
       <w:tr>
         <w:tc>
-          <w:tcPr/>
-          <w:p>
-            <w:pPr>
-              <w:pStyle w:val="Single"/>
+          <w:tcPr>
+            <w:tcW w:w="4896" w:type="dxa"/>
+          </w:tcPr>
+          <w:p>
+            <w:pPr>
+              <w:spacing w:before="0" w:after="0" w:line="276" w:lineRule="exact"/>
+              <w:ind w:left="0" w:firstLine="0"/>
+              <w:jc w:val="left"/>
             </w:pPr>
             <w:r>
               <w:t xml:space="preserve">In re:</w:t>
-            </w:r>
-          </w:p>
-          <w:p>
-            <w:pPr>
-              <w:pStyle w:val="Single"/>
-            </w:pPr>
-            <w:r>
-              <w:t xml:space="preserve">Gordmans Stores, Inc., et al.,</w:t>
-            </w:r>
-          </w:p>
-          <w:p>
-            <w:pPr>
-              <w:pStyle w:val="Single"/>
-            </w:pPr>
-            <w:r>
-              <w:t xml:space="preserve">Post-Effective Date Debtors.</w:t>
-            </w:r>
-          </w:p>
-          <w:p>
-            <w:pPr>
-              <w:pStyle w:val="Single"/>
-            </w:pPr>
-            <w:r>
-              <w:t xml:space="preserve">META Advisors LLC on behalf of G-Estate Management Company, Inc. (f/k/a Gordmans Management Company, Inc.),</w:t>
-            </w:r>
-          </w:p>
-          <w:p>
-            <w:pPr>
-              <w:pStyle w:val="CaptionDesignation"/>
-            </w:pPr>
-            <w:r>
-              <w:t xml:space="preserve">Plaintiff,</w:t>
-            </w:r>
-          </w:p>
-          <w:p>
-            <w:pPr>
-              <w:pStyle w:val="CaptionIndent"/>
-            </w:pPr>
-            <w:r>
-              <w:t xml:space="preserve">v.</w:t>
-            </w:r>
-          </w:p>
-          <w:p>
-            <w:pPr>
-              <w:pStyle w:val="Single"/>
-            </w:pPr>
-            <w:r>
-              <w:t xml:space="preserve">Interbake Foods LLC,</w:t>
-            </w:r>
-          </w:p>
-          <w:p>
-            <w:pPr>
-              <w:pStyle w:val="CaptionDesignation"/>
-            </w:pPr>
-            <w:r>
-              <w:t xml:space="preserve">Defendant.</w:t>
             </w:r>
           </w:p>
         </w:tc>
         <w:tc>
-          <w:tcPr/>
-          <w:p>
-            <w:pPr>
-              <w:pStyle w:val="Compact"/>
+          <w:tcPr>
+            <w:tcW w:w="360" w:type="dxa"/>
+          </w:tcPr>
+          <w:p>
+            <w:pPr>
+              <w:spacing w:before="0" w:after="0" w:line="276" w:lineRule="exact"/>
+              <w:ind w:left="0" w:firstLine="0"/>
+              <w:jc w:val="left"/>
             </w:pPr>
           </w:p>
         </w:tc>
         <w:tc>
-          <w:tcPr/>
-          <w:p>
-            <w:pPr>
-              <w:pStyle w:val="Single"/>
-            </w:pPr>
-            <w:r>
-              <w:t xml:space="preserve">Chapter 11</w:t>
-            </w:r>
-          </w:p>
-          <w:p>
-            <w:pPr>
-              <w:pStyle w:val="Single"/>
-            </w:pPr>
-            <w:r>
-              <w:t xml:space="preserve">Case No. 17-80304 (TLS)</w:t>
-            </w:r>
-          </w:p>
-          <w:p>
-            <w:pPr>
-              <w:pStyle w:val="Single"/>
-            </w:pPr>
-            <w:r>
-              <w:t xml:space="preserve">(Jointly Administered)</w:t>
-            </w:r>
-          </w:p>
-          <w:p>
-            <w:pPr>
-              <w:pStyle w:val="Single"/>
-            </w:pPr>
-            <w:r>
-              <w:t xml:space="preserve">Adv. Pro. No. ____________________</w:t>
-            </w:r>
+          <w:tcPr>
+            <w:tcW w:w="4104" w:type="dxa"/>
+          </w:tcPr>
+          <w:p>
+            <w:pPr>
+              <w:spacing w:before="0" w:after="0" w:line="276" w:lineRule="exact"/>
+              <w:ind w:left="0" w:firstLine="0"/>
+              <w:jc w:val="left"/>
+            </w:pPr>
+          </w:p>
+        </w:tc>
+      </w:tr>
+      <w:tr>
+        <w:tc>
+          <w:tcPr>
+            <w:tcW w:w="4896" w:type="dxa"/>
+          </w:tcPr>
+          <w:p>
+            <w:pPr>
+              <w:spacing w:before="0" w:after="0" w:line="276" w:lineRule="exact"/>
+              <w:ind w:left="0" w:firstLine="0"/>
+              <w:jc w:val="left"/>
+            </w:pPr>
+            <w:r>
+              <w:t xml:space="preserve">Gordmans</w:t>
+            </w:r>
+            <w:r>
+              <w:t xml:space="preserve"> </w:t>
+            </w:r>
+            <w:r>
+              <w:t xml:space="preserve">Stores,</w:t>
+            </w:r>
+            <w:r>
+              <w:t xml:space="preserve"> </w:t>
+            </w:r>
+            <w:r>
+              <w:t xml:space="preserve">Inc.,</w:t>
+            </w:r>
+            <w:r>
+              <w:t xml:space="preserve"> </w:t>
+            </w:r>
+            <w:r>
+              <w:t xml:space="preserve">et</w:t>
+            </w:r>
+            <w:r>
+              <w:t xml:space="preserve"> </w:t>
+            </w:r>
+            <w:r>
+              <w:t xml:space="preserve">al.,</w:t>
+            </w:r>
+          </w:p>
+        </w:tc>
+        <w:tc>
+          <w:tcPr>
+            <w:tcW w:w="360" w:type="dxa"/>
+          </w:tcPr>
+          <w:p>
+            <w:pPr>
+              <w:spacing w:before="0" w:after="0" w:line="276" w:lineRule="exact"/>
+              <w:ind w:left="0" w:firstLine="0"/>
+              <w:jc w:val="left"/>
+            </w:pPr>
+          </w:p>
+        </w:tc>
+        <w:tc>
+          <w:tcPr>
+            <w:tcW w:w="4104" w:type="dxa"/>
+          </w:tcPr>
+          <w:p>
+            <w:pPr>
+              <w:spacing w:before="0" w:after="0" w:line="276" w:lineRule="exact"/>
+              <w:ind w:left="0" w:firstLine="0"/>
+              <w:jc w:val="left"/>
+            </w:pPr>
+            <w:r>
+              <w:t xml:space="preserve">Chapter</w:t>
+            </w:r>
+            <w:r>
+              <w:t xml:space="preserve"> </w:t>
+            </w:r>
+            <w:r>
+              <w:t xml:space="preserve">11</w:t>
+            </w:r>
+          </w:p>
+        </w:tc>
+      </w:tr>
+      <w:tr>
+        <w:tc>
+          <w:tcPr>
+            <w:tcW w:w="4896" w:type="dxa"/>
+          </w:tcPr>
+          <w:p>
+            <w:pPr>
+              <w:spacing w:before="0" w:after="0" w:line="276" w:lineRule="exact"/>
+              <w:ind w:left="0" w:firstLine="0"/>
+              <w:jc w:val="left"/>
+            </w:pPr>
+            <w:r>
+              <w:t xml:space="preserve">Post-Effective</w:t>
+            </w:r>
+            <w:r>
+              <w:t xml:space="preserve"> </w:t>
+            </w:r>
+            <w:r>
+              <w:t xml:space="preserve">Date</w:t>
+            </w:r>
+            <w:r>
+              <w:t xml:space="preserve"> </w:t>
+            </w:r>
+            <w:r>
+              <w:t xml:space="preserve">Debtors.</w:t>
+            </w:r>
+          </w:p>
+        </w:tc>
+        <w:tc>
+          <w:tcPr>
+            <w:tcW w:w="360" w:type="dxa"/>
+          </w:tcPr>
+          <w:p>
+            <w:pPr>
+              <w:spacing w:before="0" w:after="0" w:line="276" w:lineRule="exact"/>
+              <w:ind w:left="0" w:firstLine="0"/>
+              <w:jc w:val="left"/>
+            </w:pPr>
+          </w:p>
+        </w:tc>
+        <w:tc>
+          <w:tcPr>
+            <w:tcW w:w="4104" w:type="dxa"/>
+          </w:tcPr>
+          <w:p>
+            <w:pPr>
+              <w:spacing w:before="0" w:after="0" w:line="276" w:lineRule="exact"/>
+              <w:ind w:left="0" w:firstLine="0"/>
+              <w:jc w:val="left"/>
+            </w:pPr>
+            <w:r>
+              <w:t xml:space="preserve">Case</w:t>
+            </w:r>
+            <w:r>
+              <w:t xml:space="preserve"> </w:t>
+            </w:r>
+            <w:r>
+              <w:t xml:space="preserve">No.</w:t>
+            </w:r>
+            <w:r>
+              <w:t xml:space="preserve"> </w:t>
+            </w:r>
+            <w:r>
+              <w:t xml:space="preserve">17</w:t>
+              <w:noBreakHyphen/>
+              <w:t xml:space="preserve">80304</w:t>
+            </w:r>
+            <w:r>
+              <w:t xml:space="preserve"> </w:t>
+            </w:r>
+            <w:r>
+              <w:t xml:space="preserve">(TLS)</w:t>
+            </w:r>
+          </w:p>
+        </w:tc>
+      </w:tr>
+      <w:tr>
+        <w:tc>
+          <w:tcPr>
+            <w:tcW w:w="4896" w:type="dxa"/>
+            <w:tcBorders>
+              <w:bottom w:val="single" w:sz="4" w:space="0" w:color="000000"/>
+            </w:tcBorders>
+          </w:tcPr>
+          <w:p>
+            <w:pPr>
+              <w:spacing w:before="0" w:after="0" w:line="276" w:lineRule="exact"/>
+              <w:ind w:left="0" w:firstLine="0"/>
+              <w:jc w:val="left"/>
+            </w:pPr>
+          </w:p>
+        </w:tc>
+        <w:tc>
+          <w:tcPr>
+            <w:tcW w:w="360" w:type="dxa"/>
+          </w:tcPr>
+          <w:p>
+            <w:pPr>
+              <w:spacing w:before="0" w:after="0" w:line="276" w:lineRule="exact"/>
+              <w:ind w:left="0" w:firstLine="0"/>
+              <w:jc w:val="left"/>
+            </w:pPr>
+          </w:p>
+        </w:tc>
+        <w:tc>
+          <w:tcPr>
+            <w:tcW w:w="4104" w:type="dxa"/>
+          </w:tcPr>
+          <w:p>
+            <w:pPr>
+              <w:spacing w:before="0" w:after="0" w:line="276" w:lineRule="exact"/>
+              <w:ind w:left="0" w:firstLine="0"/>
+              <w:jc w:val="left"/>
+            </w:pPr>
+            <w:r>
+              <w:t xml:space="preserve">(Jointly</w:t>
+            </w:r>
+            <w:r>
+              <w:t xml:space="preserve"> </w:t>
+            </w:r>
+            <w:r>
+              <w:t xml:space="preserve">Administered)</w:t>
+            </w:r>
+          </w:p>
+        </w:tc>
+      </w:tr>
+      <w:tr>
+        <w:tc>
+          <w:tcPr>
+            <w:tcW w:w="4896" w:type="dxa"/>
+          </w:tcPr>
+          <w:p>
+            <w:pPr>
+              <w:spacing w:before="0" w:after="0" w:line="276" w:lineRule="exact"/>
+              <w:ind w:left="0" w:firstLine="0"/>
+              <w:jc w:val="left"/>
+            </w:pPr>
+          </w:p>
+        </w:tc>
+        <w:tc>
+          <w:tcPr>
+            <w:tcW w:w="360" w:type="dxa"/>
+          </w:tcPr>
+          <w:p>
+            <w:pPr>
+              <w:spacing w:before="0" w:after="0" w:line="276" w:lineRule="exact"/>
+              <w:ind w:left="0" w:firstLine="0"/>
+              <w:jc w:val="left"/>
+            </w:pPr>
+          </w:p>
+        </w:tc>
+        <w:tc>
+          <w:tcPr>
+            <w:tcW w:w="4104" w:type="dxa"/>
+          </w:tcPr>
+          <w:p>
+            <w:pPr>
+              <w:spacing w:before="0" w:after="0" w:line="276" w:lineRule="exact"/>
+              <w:ind w:left="0" w:firstLine="0"/>
+              <w:jc w:val="left"/>
+            </w:pPr>
+          </w:p>
+        </w:tc>
+      </w:tr>
+      <w:tr>
+        <w:tc>
+          <w:tcPr>
+            <w:tcW w:w="4896" w:type="dxa"/>
+          </w:tcPr>
+          <w:p>
+            <w:pPr>
+              <w:spacing w:before="0" w:after="0" w:line="276" w:lineRule="exact"/>
+              <w:ind w:left="0" w:firstLine="0"/>
+              <w:jc w:val="left"/>
+            </w:pPr>
+            <w:r>
+              <w:t xml:space="preserve">META</w:t>
+            </w:r>
+            <w:r>
+              <w:t xml:space="preserve"> </w:t>
+            </w:r>
+            <w:r>
+              <w:t xml:space="preserve">Advisors</w:t>
+            </w:r>
+            <w:r>
+              <w:t xml:space="preserve"> </w:t>
+            </w:r>
+            <w:r>
+              <w:t xml:space="preserve">LLC</w:t>
+            </w:r>
+            <w:r>
+              <w:t xml:space="preserve"> </w:t>
+            </w:r>
+            <w:r>
+              <w:t xml:space="preserve">on</w:t>
+            </w:r>
+            <w:r>
+              <w:t xml:space="preserve"> </w:t>
+            </w:r>
+            <w:r>
+              <w:t xml:space="preserve">behalf</w:t>
+            </w:r>
+            <w:r>
+              <w:t xml:space="preserve"> </w:t>
+            </w:r>
+            <w:r>
+              <w:t xml:space="preserve">of</w:t>
+            </w:r>
+            <w:r>
+              <w:t xml:space="preserve"> </w:t>
+            </w:r>
+            <w:r>
+              <w:t xml:space="preserve">G-Estate</w:t>
+            </w:r>
+            <w:r>
+              <w:t xml:space="preserve"> </w:t>
+            </w:r>
+            <w:r>
+              <w:t xml:space="preserve">Management</w:t>
+            </w:r>
+            <w:r>
+              <w:t xml:space="preserve"> </w:t>
+            </w:r>
+            <w:r>
+              <w:t xml:space="preserve">Company,</w:t>
+            </w:r>
+            <w:r>
+              <w:t xml:space="preserve"> </w:t>
+            </w:r>
+            <w:r>
+              <w:t xml:space="preserve">Inc.</w:t>
+            </w:r>
+            <w:r>
+              <w:t xml:space="preserve"> </w:t>
+            </w:r>
+            <w:r>
+              <w:t xml:space="preserve">(f/​k/​a</w:t>
+            </w:r>
+            <w:r>
+              <w:t xml:space="preserve"> </w:t>
+            </w:r>
+            <w:r>
+              <w:t xml:space="preserve">Gordmans</w:t>
+            </w:r>
+            <w:r>
+              <w:t xml:space="preserve"> </w:t>
+            </w:r>
+            <w:r>
+              <w:t xml:space="preserve">Management</w:t>
+            </w:r>
+            <w:r>
+              <w:t xml:space="preserve"> </w:t>
+            </w:r>
+            <w:r>
+              <w:t xml:space="preserve">Company,</w:t>
+            </w:r>
+            <w:r>
+              <w:t xml:space="preserve"> </w:t>
+            </w:r>
+            <w:r>
+              <w:t xml:space="preserve">Inc.),</w:t>
+            </w:r>
+          </w:p>
+        </w:tc>
+        <w:tc>
+          <w:tcPr>
+            <w:tcW w:w="360" w:type="dxa"/>
+          </w:tcPr>
+          <w:p>
+            <w:pPr>
+              <w:spacing w:before="0" w:after="0" w:line="276" w:lineRule="exact"/>
+              <w:ind w:left="0" w:firstLine="0"/>
+              <w:jc w:val="left"/>
+            </w:pPr>
+          </w:p>
+        </w:tc>
+        <w:tc>
+          <w:tcPr>
+            <w:tcW w:w="4104" w:type="dxa"/>
+          </w:tcPr>
+          <w:p>
+            <w:pPr>
+              <w:spacing w:before="0" w:after="0" w:line="276" w:lineRule="exact"/>
+              <w:ind w:left="0" w:firstLine="0"/>
+              <w:jc w:val="left"/>
+            </w:pPr>
+          </w:p>
+        </w:tc>
+      </w:tr>
+      <w:tr>
+        <w:tc>
+          <w:tcPr>
+            <w:tcW w:w="4896" w:type="dxa"/>
+          </w:tcPr>
+          <w:p>
+            <w:pPr>
+              <w:spacing w:before="0" w:after="0" w:line="276" w:lineRule="exact"/>
+              <w:ind w:left="0" w:firstLine="0"/>
+              <w:jc w:val="left"/>
+            </w:pPr>
+          </w:p>
+        </w:tc>
+        <w:tc>
+          <w:tcPr>
+            <w:tcW w:w="360" w:type="dxa"/>
+          </w:tcPr>
+          <w:p>
+            <w:pPr>
+              <w:spacing w:before="0" w:after="0" w:line="276" w:lineRule="exact"/>
+              <w:ind w:left="0" w:firstLine="0"/>
+              <w:jc w:val="left"/>
+            </w:pPr>
+          </w:p>
+        </w:tc>
+        <w:tc>
+          <w:tcPr>
+            <w:tcW w:w="4104" w:type="dxa"/>
+          </w:tcPr>
+          <w:p>
+            <w:pPr>
+              <w:spacing w:before="0" w:after="0" w:line="276" w:lineRule="exact"/>
+              <w:ind w:left="0" w:firstLine="0"/>
+              <w:jc w:val="left"/>
+            </w:pPr>
+          </w:p>
+        </w:tc>
+      </w:tr>
+      <w:tr>
+        <w:tc>
+          <w:tcPr>
+            <w:tcW w:w="4896" w:type="dxa"/>
+          </w:tcPr>
+          <w:p>
+            <w:pPr>
+              <w:spacing w:before="0" w:after="0" w:line="276" w:lineRule="exact"/>
+              <w:ind w:left="1440" w:firstLine="0"/>
+              <w:jc w:val="left"/>
+            </w:pPr>
+            <w:r>
+              <w:t xml:space="preserve">Plaintiff,</w:t>
+            </w:r>
+          </w:p>
+        </w:tc>
+        <w:tc>
+          <w:tcPr>
+            <w:tcW w:w="360" w:type="dxa"/>
+          </w:tcPr>
+          <w:p>
+            <w:pPr>
+              <w:spacing w:before="0" w:after="0" w:line="276" w:lineRule="exact"/>
+              <w:ind w:left="0" w:firstLine="0"/>
+              <w:jc w:val="left"/>
+            </w:pPr>
+          </w:p>
+        </w:tc>
+        <w:tc>
+          <w:tcPr>
+            <w:tcW w:w="4104" w:type="dxa"/>
+          </w:tcPr>
+          <w:p>
+            <w:pPr>
+              <w:spacing w:before="0" w:after="0" w:line="276" w:lineRule="exact"/>
+              <w:ind w:left="0" w:firstLine="0"/>
+              <w:jc w:val="left"/>
+            </w:pPr>
+            <w:r>
+              <w:t xml:space="preserve">Adv.</w:t>
+            </w:r>
+            <w:r>
+              <w:t xml:space="preserve"> </w:t>
+            </w:r>
+            <w:r>
+              <w:t xml:space="preserve">Pro.</w:t>
+            </w:r>
+            <w:r>
+              <w:t xml:space="preserve"> </w:t>
+            </w:r>
+            <w:r>
+              <w:t xml:space="preserve">No.</w:t>
+            </w:r>
+            <w:r>
+              <w:t xml:space="preserve"> </w:t>
+            </w:r>
+            <w:r>
+              <w:t xml:space="preserve">____________________</w:t>
+            </w:r>
+          </w:p>
+        </w:tc>
+      </w:tr>
+      <w:tr>
+        <w:tc>
+          <w:tcPr>
+            <w:tcW w:w="4896" w:type="dxa"/>
+          </w:tcPr>
+          <w:p>
+            <w:pPr>
+              <w:spacing w:before="0" w:after="0" w:line="276" w:lineRule="exact"/>
+              <w:ind w:left="0" w:firstLine="0"/>
+              <w:jc w:val="left"/>
+            </w:pPr>
+          </w:p>
+        </w:tc>
+        <w:tc>
+          <w:tcPr>
+            <w:tcW w:w="360" w:type="dxa"/>
+          </w:tcPr>
+          <w:p>
+            <w:pPr>
+              <w:spacing w:before="0" w:after="0" w:line="276" w:lineRule="exact"/>
+              <w:ind w:left="0" w:firstLine="0"/>
+              <w:jc w:val="left"/>
+            </w:pPr>
+          </w:p>
+        </w:tc>
+        <w:tc>
+          <w:tcPr>
+            <w:tcW w:w="4104" w:type="dxa"/>
+          </w:tcPr>
+          <w:p>
+            <w:pPr>
+              <w:spacing w:before="0" w:after="0" w:line="276" w:lineRule="exact"/>
+              <w:ind w:left="0" w:firstLine="0"/>
+              <w:jc w:val="left"/>
+            </w:pPr>
+          </w:p>
+        </w:tc>
+      </w:tr>
+      <w:tr>
+        <w:tc>
+          <w:tcPr>
+            <w:tcW w:w="4896" w:type="dxa"/>
+          </w:tcPr>
+          <w:p>
+            <w:pPr>
+              <w:spacing w:before="0" w:after="0" w:line="276" w:lineRule="exact"/>
+              <w:ind w:left="720" w:firstLine="0"/>
+              <w:jc w:val="left"/>
+            </w:pPr>
+            <w:r>
+              <w:t xml:space="preserve">v.</w:t>
+            </w:r>
+          </w:p>
+        </w:tc>
+        <w:tc>
+          <w:tcPr>
+            <w:tcW w:w="360" w:type="dxa"/>
+          </w:tcPr>
+          <w:p>
+            <w:pPr>
+              <w:spacing w:before="0" w:after="0" w:line="276" w:lineRule="exact"/>
+              <w:ind w:left="0" w:firstLine="0"/>
+              <w:jc w:val="left"/>
+            </w:pPr>
+          </w:p>
+        </w:tc>
+        <w:tc>
+          <w:tcPr>
+            <w:tcW w:w="4104" w:type="dxa"/>
+          </w:tcPr>
+          <w:p>
+            <w:pPr>
+              <w:spacing w:before="0" w:after="0" w:line="276" w:lineRule="exact"/>
+              <w:ind w:left="0" w:firstLine="0"/>
+              <w:jc w:val="left"/>
+            </w:pPr>
+          </w:p>
+        </w:tc>
+      </w:tr>
+      <w:tr>
+        <w:tc>
+          <w:tcPr>
+            <w:tcW w:w="4896" w:type="dxa"/>
+          </w:tcPr>
+          <w:p>
+            <w:pPr>
+              <w:spacing w:before="0" w:after="0" w:line="276" w:lineRule="exact"/>
+              <w:ind w:left="0" w:firstLine="0"/>
+              <w:jc w:val="left"/>
+            </w:pPr>
+          </w:p>
+        </w:tc>
+        <w:tc>
+          <w:tcPr>
+            <w:tcW w:w="360" w:type="dxa"/>
+          </w:tcPr>
+          <w:p>
+            <w:pPr>
+              <w:spacing w:before="0" w:after="0" w:line="276" w:lineRule="exact"/>
+              <w:ind w:left="0" w:firstLine="0"/>
+              <w:jc w:val="left"/>
+            </w:pPr>
+          </w:p>
+        </w:tc>
+        <w:tc>
+          <w:tcPr>
+            <w:tcW w:w="4104" w:type="dxa"/>
+          </w:tcPr>
+          <w:p>
+            <w:pPr>
+              <w:spacing w:before="0" w:after="0" w:line="276" w:lineRule="exact"/>
+              <w:ind w:left="0" w:firstLine="0"/>
+              <w:jc w:val="left"/>
+            </w:pPr>
+          </w:p>
+        </w:tc>
+      </w:tr>
+      <w:tr>
+        <w:tc>
+          <w:tcPr>
+            <w:tcW w:w="4896" w:type="dxa"/>
+          </w:tcPr>
+          <w:p>
+            <w:pPr>
+              <w:spacing w:before="0" w:after="0" w:line="276" w:lineRule="exact"/>
+              <w:ind w:left="0" w:firstLine="0"/>
+              <w:jc w:val="left"/>
+            </w:pPr>
+            <w:r>
+              <w:t xml:space="preserve">Interbake</w:t>
+            </w:r>
+            <w:r>
+              <w:t xml:space="preserve"> </w:t>
+            </w:r>
+            <w:r>
+              <w:t xml:space="preserve">Foods</w:t>
+            </w:r>
+            <w:r>
+              <w:t xml:space="preserve"> </w:t>
+            </w:r>
+            <w:r>
+              <w:t xml:space="preserve">LLC,</w:t>
+            </w:r>
+          </w:p>
+        </w:tc>
+        <w:tc>
+          <w:tcPr>
+            <w:tcW w:w="360" w:type="dxa"/>
+          </w:tcPr>
+          <w:p>
+            <w:pPr>
+              <w:spacing w:before="0" w:after="0" w:line="276" w:lineRule="exact"/>
+              <w:ind w:left="0" w:firstLine="0"/>
+              <w:jc w:val="left"/>
+            </w:pPr>
+          </w:p>
+        </w:tc>
+        <w:tc>
+          <w:tcPr>
+            <w:tcW w:w="4104" w:type="dxa"/>
+          </w:tcPr>
+          <w:p>
+            <w:pPr>
+              <w:spacing w:before="0" w:after="0" w:line="276" w:lineRule="exact"/>
+              <w:ind w:left="0" w:firstLine="0"/>
+              <w:jc w:val="left"/>
+            </w:pPr>
+          </w:p>
+        </w:tc>
+      </w:tr>
+      <w:tr>
+        <w:tc>
+          <w:tcPr>
+            <w:tcW w:w="4896" w:type="dxa"/>
+          </w:tcPr>
+          <w:p>
+            <w:pPr>
+              <w:spacing w:before="0" w:after="0" w:line="276" w:lineRule="exact"/>
+              <w:ind w:left="0" w:firstLine="0"/>
+              <w:jc w:val="left"/>
+            </w:pPr>
+          </w:p>
+        </w:tc>
+        <w:tc>
+          <w:tcPr>
+            <w:tcW w:w="360" w:type="dxa"/>
+          </w:tcPr>
+          <w:p>
+            <w:pPr>
+              <w:spacing w:before="0" w:after="0" w:line="276" w:lineRule="exact"/>
+              <w:ind w:left="0" w:firstLine="0"/>
+              <w:jc w:val="left"/>
+            </w:pPr>
+          </w:p>
+        </w:tc>
+        <w:tc>
+          <w:tcPr>
+            <w:tcW w:w="4104" w:type="dxa"/>
+          </w:tcPr>
+          <w:p>
+            <w:pPr>
+              <w:spacing w:before="0" w:after="0" w:line="276" w:lineRule="exact"/>
+              <w:ind w:left="0" w:firstLine="0"/>
+              <w:jc w:val="left"/>
+            </w:pPr>
+          </w:p>
+        </w:tc>
+      </w:tr>
+      <w:tr>
+        <w:tc>
+          <w:tcPr>
+            <w:tcW w:w="4896" w:type="dxa"/>
+          </w:tcPr>
+          <w:p>
+            <w:pPr>
+              <w:spacing w:before="0" w:after="0" w:line="276" w:lineRule="exact"/>
+              <w:ind w:left="1440" w:firstLine="0"/>
+              <w:jc w:val="left"/>
+            </w:pPr>
+            <w:r>
+              <w:t xml:space="preserve">Defendant.</w:t>
+            </w:r>
+          </w:p>
+        </w:tc>
+        <w:tc>
+          <w:tcPr>
+            <w:tcW w:w="360" w:type="dxa"/>
+          </w:tcPr>
+          <w:p>
+            <w:pPr>
+              <w:spacing w:before="0" w:after="0" w:line="276" w:lineRule="exact"/>
+              <w:ind w:left="0" w:firstLine="0"/>
+              <w:jc w:val="left"/>
+            </w:pPr>
+          </w:p>
+        </w:tc>
+        <w:tc>
+          <w:tcPr>
+            <w:tcW w:w="4104" w:type="dxa"/>
+          </w:tcPr>
+          <w:p>
+            <w:pPr>
+              <w:spacing w:before="0" w:after="0" w:line="276" w:lineRule="exact"/>
+              <w:ind w:left="0" w:firstLine="0"/>
+              <w:jc w:val="left"/>
+            </w:pPr>
           </w:p>
         </w:tc>
       </w:tr>
     </w:tbl>
     <w:p>
       <w:pPr>
-        <w:pStyle w:val="Centered"/>
-      </w:pPr>
-      <w:r>
-        <w:rPr>
-          <w:b/>
-          <w:bCs/>
-        </w:rPr>
-        <w:t xml:space="preserve">COMPLAINT TO AVOID AND RECOVER TRANSFERS PURSUANT TO 11 U.S.C. §§ 547 AND 550 AND TO DISALLOW CLAIMS PURSUANT TO 11 U.S.C. § 502</w:t>
+        <w:spacing w:before="552" w:after="276" w:line="276" w:lineRule="exact"/>
+        <w:ind w:left="0" w:firstLine="0"/>
+        <w:jc w:val="center"/>
+      </w:pPr>
+      <w:r>
+        <w:rPr>
+          <w:b/>
+          <w:bCs/>
+        </w:rPr>
+        <w:t xml:space="preserve">COMPLAINT</w:t>
+      </w:r>
+      <w:r>
+        <w:rPr>
+          <w:b/>
+          <w:bCs/>
+        </w:rPr>
+        <w:t xml:space="preserve"> </w:t>
+      </w:r>
+      <w:r>
+        <w:rPr>
+          <w:b/>
+          <w:bCs/>
+        </w:rPr>
+        <w:t xml:space="preserve">TO</w:t>
+      </w:r>
+      <w:r>
+        <w:rPr>
+          <w:b/>
+          <w:bCs/>
+        </w:rPr>
+        <w:t xml:space="preserve"> </w:t>
+      </w:r>
+      <w:r>
+        <w:rPr>
+          <w:b/>
+          <w:bCs/>
+        </w:rPr>
+        <w:t xml:space="preserve">AVOID</w:t>
+      </w:r>
+      <w:r>
+        <w:rPr>
+          <w:b/>
+          <w:bCs/>
+        </w:rPr>
+        <w:t xml:space="preserve"> </w:t>
+      </w:r>
+      <w:r>
+        <w:rPr>
+          <w:b/>
+          <w:bCs/>
+        </w:rPr>
+        <w:t xml:space="preserve">AND</w:t>
+      </w:r>
+      <w:r>
+        <w:rPr>
+          <w:b/>
+          <w:bCs/>
+        </w:rPr>
+        <w:t xml:space="preserve"> </w:t>
+      </w:r>
+      <w:r>
+        <w:rPr>
+          <w:b/>
+          <w:bCs/>
+        </w:rPr>
+        <w:t xml:space="preserve">RECOVER</w:t>
+      </w:r>
+      <w:r>
+        <w:rPr>
+          <w:b/>
+          <w:bCs/>
+        </w:rPr>
+        <w:t xml:space="preserve"> </w:t>
+      </w:r>
+      <w:r>
+        <w:rPr>
+          <w:b/>
+          <w:bCs/>
+        </w:rPr>
+        <w:t xml:space="preserve">TRANSFERS</w:t>
+      </w:r>
+      <w:r>
+        <w:rPr>
+          <w:b/>
+          <w:bCs/>
+        </w:rPr>
+        <w:t xml:space="preserve"> </w:t>
+      </w:r>
+      <w:r>
+        <w:rPr>
+          <w:b/>
+          <w:bCs/>
+        </w:rPr>
+        <w:t xml:space="preserve">PURSUANT</w:t>
+      </w:r>
+      <w:r>
+        <w:rPr>
+          <w:b/>
+          <w:bCs/>
+        </w:rPr>
+        <w:t xml:space="preserve"> </w:t>
+      </w:r>
+      <w:r>
+        <w:rPr>
+          <w:b/>
+          <w:bCs/>
+        </w:rPr>
+        <w:t xml:space="preserve">TO</w:t>
+      </w:r>
+      <w:r>
+        <w:rPr>
+          <w:b/>
+          <w:bCs/>
+        </w:rPr>
+        <w:t xml:space="preserve"> </w:t>
+      </w:r>
+      <w:r>
+        <w:rPr>
+          <w:b/>
+          <w:bCs/>
+        </w:rPr>
+        <w:t xml:space="preserve">11</w:t>
+      </w:r>
+      <w:r>
+        <w:rPr>
+          <w:b/>
+          <w:bCs/>
+        </w:rPr>
+        <w:t xml:space="preserve"> </w:t>
+      </w:r>
+      <w:r>
+        <w:rPr>
+          <w:b/>
+          <w:bCs/>
+        </w:rPr>
+        <w:t xml:space="preserve">U.S.C.</w:t>
+      </w:r>
+      <w:r>
+        <w:rPr>
+          <w:b/>
+          <w:bCs/>
+        </w:rPr>
+        <w:t xml:space="preserve"> </w:t>
+      </w:r>
+      <w:r>
+        <w:rPr>
+          <w:b/>
+          <w:bCs/>
+        </w:rPr>
+        <w:t xml:space="preserve">§§</w:t>
+      </w:r>
+      <w:r>
+        <w:rPr>
+          <w:b/>
+          <w:bCs/>
+        </w:rPr>
+        <w:t xml:space="preserve"> </w:t>
+      </w:r>
+      <w:r>
+        <w:rPr>
+          <w:b/>
+          <w:bCs/>
+        </w:rPr>
+        <w:t xml:space="preserve">547</w:t>
+      </w:r>
+      <w:r>
+        <w:rPr>
+          <w:b/>
+          <w:bCs/>
+        </w:rPr>
+        <w:t xml:space="preserve"> </w:t>
+      </w:r>
+      <w:r>
+        <w:rPr>
+          <w:b/>
+          <w:bCs/>
+        </w:rPr>
+        <w:t xml:space="preserve">AND</w:t>
+      </w:r>
+      <w:r>
+        <w:rPr>
+          <w:b/>
+          <w:bCs/>
+        </w:rPr>
+        <w:t xml:space="preserve"> </w:t>
+      </w:r>
+      <w:r>
+        <w:rPr>
+          <w:b/>
+          <w:bCs/>
+        </w:rPr>
+        <w:t xml:space="preserve">550</w:t>
+      </w:r>
+      <w:r>
+        <w:rPr>
+          <w:b/>
+          <w:bCs/>
+        </w:rPr>
+        <w:t xml:space="preserve"> </w:t>
+      </w:r>
+      <w:r>
+        <w:rPr>
+          <w:b/>
+          <w:bCs/>
+        </w:rPr>
+        <w:t xml:space="preserve">AND</w:t>
+      </w:r>
+      <w:r>
+        <w:rPr>
+          <w:b/>
+          <w:bCs/>
+        </w:rPr>
+        <w:t xml:space="preserve"> </w:t>
+      </w:r>
+      <w:r>
+        <w:rPr>
+          <w:b/>
+          <w:bCs/>
+        </w:rPr>
+        <w:t xml:space="preserve">TO</w:t>
+      </w:r>
+      <w:r>
+        <w:rPr>
+          <w:b/>
+          <w:bCs/>
+        </w:rPr>
+        <w:t xml:space="preserve"> </w:t>
+      </w:r>
+      <w:r>
+        <w:rPr>
+          <w:b/>
+          <w:bCs/>
+        </w:rPr>
+        <w:t xml:space="preserve">DISALLOW</w:t>
+      </w:r>
+      <w:r>
+        <w:rPr>
+          <w:b/>
+          <w:bCs/>
+        </w:rPr>
+        <w:t xml:space="preserve"> </w:t>
+      </w:r>
+      <w:r>
+        <w:rPr>
+          <w:b/>
+          <w:bCs/>
+        </w:rPr>
+        <w:t xml:space="preserve">CLAIMS</w:t>
+      </w:r>
+      <w:r>
+        <w:rPr>
+          <w:b/>
+          <w:bCs/>
+        </w:rPr>
+        <w:t xml:space="preserve"> </w:t>
+      </w:r>
+      <w:r>
+        <w:rPr>
+          <w:b/>
+          <w:bCs/>
+        </w:rPr>
+        <w:t xml:space="preserve">PURSUANT</w:t>
+      </w:r>
+      <w:r>
+        <w:rPr>
+          <w:b/>
+          <w:bCs/>
+        </w:rPr>
+        <w:t xml:space="preserve"> </w:t>
+      </w:r>
+      <w:r>
+        <w:rPr>
+          <w:b/>
+          <w:bCs/>
+        </w:rPr>
+        <w:t xml:space="preserve">TO</w:t>
+      </w:r>
+      <w:r>
+        <w:rPr>
+          <w:b/>
+          <w:bCs/>
+        </w:rPr>
+        <w:t xml:space="preserve"> </w:t>
+      </w:r>
+      <w:r>
+        <w:rPr>
+          <w:b/>
+          <w:bCs/>
+        </w:rPr>
+        <w:t xml:space="preserve">11</w:t>
+      </w:r>
+      <w:r>
+        <w:rPr>
+          <w:b/>
+          <w:bCs/>
+        </w:rPr>
+        <w:t xml:space="preserve"> </w:t>
+      </w:r>
+      <w:r>
+        <w:rPr>
+          <w:b/>
+          <w:bCs/>
+        </w:rPr>
+        <w:t xml:space="preserve">U.S.C.</w:t>
+      </w:r>
+      <w:r>
+        <w:rPr>
+          <w:b/>
+          <w:bCs/>
+        </w:rPr>
+        <w:t xml:space="preserve"> </w:t>
+      </w:r>
+      <w:r>
+        <w:rPr>
+          <w:b/>
+          <w:bCs/>
+        </w:rPr>
+        <w:t xml:space="preserve">§</w:t>
+      </w:r>
+      <w:r>
+        <w:rPr>
+          <w:b/>
+          <w:bCs/>
+        </w:rPr>
+        <w:t xml:space="preserve"> </w:t>
+      </w:r>
+      <w:r>
+        <w:rPr>
+          <w:b/>
+          <w:bCs/>
+        </w:rPr>
+        <w:t xml:space="preserve">502</w:t>
       </w:r>
     </w:p>
     <w:p>
@@ -168,21 +1142,78 @@
         <w:pStyle w:val="BodyText"/>
       </w:pPr>
       <w:r>
-        <w:t xml:space="preserve">META Advisors LLC (the “Plaintiff” or “Plan Administrator”), on behalf of G-Estate Management Company, Inc. f/k/a Gordmans Management Company, Inc. (the “Debtor”), by and through its undersigned counsel, files this complaint (the “Complaint”) to avoid and recover preferential transfers against Interbake Foods LLC (the “Defendant”) and to disallow any claims held by Defendant. In support of this Complaint, Plaintiff hereby alleges upon information and belief that:</w:t>
-      </w:r>
-    </w:p>
-    <w:bookmarkStart w:id="20" w:name="nature-of-the-case"/>
+        <w:t xml:space="preserve">META Advisors LLC (the “Plaintiff” or “Plan Administrator”), on behalf of G-Estate Management Company, Inc. f/​k/​a Gordmans Management Company, Inc. (the “Debtor”), by and through its undersigned counsel, files this complaint (the “Complaint”) to avoid and recover preferential transfers against Interbake Foods LLC (the “Defendant”) and to disallow any claims held by Defendant. In support of this Complaint, Plaintiff hereby alleges upon information and belief that:</w:t>
+      </w:r>
+    </w:p>
     <w:p>
       <w:pPr>
         <w:pStyle w:val="Heading1"/>
-      </w:pPr>
-      <w:r>
-        <w:t xml:space="preserve">NATURE OF THE CASE</w:t>
-      </w:r>
-    </w:p>
-    <w:p>
-      <w:pPr>
-        <w:pStyle w:val="FirstParagraph"/>
+        <w:keepNext/>
+        <w:keepLines/>
+        <w:spacing w:before="0" w:after="0" w:line="552" w:lineRule="exact"/>
+        <w:ind w:left="0" w:firstLine="0"/>
+        <w:jc w:val="center"/>
+      </w:pPr>
+      <w:r>
+        <w:rPr>
+          <w:b/>
+          <w:bCs/>
+          <w:caps w:val="0"/>
+        </w:rPr>
+        <w:t xml:space="preserve">NATURE</w:t>
+      </w:r>
+      <w:r>
+        <w:rPr>
+          <w:b/>
+          <w:bCs/>
+          <w:caps w:val="0"/>
+        </w:rPr>
+        <w:t xml:space="preserve"> </w:t>
+      </w:r>
+      <w:r>
+        <w:rPr>
+          <w:b/>
+          <w:bCs/>
+          <w:caps w:val="0"/>
+        </w:rPr>
+        <w:t xml:space="preserve">OF</w:t>
+      </w:r>
+      <w:r>
+        <w:rPr>
+          <w:b/>
+          <w:bCs/>
+          <w:caps w:val="0"/>
+        </w:rPr>
+        <w:t xml:space="preserve"> </w:t>
+      </w:r>
+      <w:r>
+        <w:rPr>
+          <w:b/>
+          <w:bCs/>
+          <w:caps w:val="0"/>
+        </w:rPr>
+        <w:t xml:space="preserve">THE</w:t>
+      </w:r>
+      <w:r>
+        <w:rPr>
+          <w:b/>
+          <w:bCs/>
+          <w:caps w:val="0"/>
+        </w:rPr>
+        <w:t xml:space="preserve"> </w:t>
+      </w:r>
+      <w:r>
+        <w:rPr>
+          <w:b/>
+          <w:bCs/>
+          <w:caps w:val="0"/>
+        </w:rPr>
+        <w:t xml:space="preserve">CASE</w:t>
+      </w:r>
+    </w:p>
+    <w:p>
+      <w:pPr>
+        <w:pStyle w:val="BodyText"/>
       </w:pPr>
       <w:r>
         <w:t xml:space="preserve">1.</w:t>
@@ -208,19 +1239,59 @@
         <w:t xml:space="preserve">In addition, Plaintiff seeks to disallow pursuant to sections 502(d) and 502(j) of the Bankruptcy Code, any claim that Defendant has filed or asserted against the Debtors or that has been scheduled for Defendant. Plaintiff does not waive but hereby reserves all of its rights and the rights of the Debtors to object to any such claim for any reason, including, but not limited to, any reason set forth in sections 502(a) through (j) of the Bankruptcy Code.</w:t>
       </w:r>
     </w:p>
-    <w:bookmarkEnd w:id="20"/>
-    <w:bookmarkStart w:id="21" w:name="jurisdiction-and-venue"/>
     <w:p>
       <w:pPr>
         <w:pStyle w:val="Heading1"/>
-      </w:pPr>
-      <w:r>
-        <w:t xml:space="preserve">JURISDICTION AND VENUE</w:t>
-      </w:r>
-    </w:p>
-    <w:p>
-      <w:pPr>
-        <w:pStyle w:val="FirstParagraph"/>
+        <w:keepNext/>
+        <w:keepLines/>
+        <w:spacing w:before="0" w:after="0" w:line="552" w:lineRule="exact"/>
+        <w:ind w:left="0" w:firstLine="0"/>
+        <w:jc w:val="center"/>
+      </w:pPr>
+      <w:r>
+        <w:rPr>
+          <w:b/>
+          <w:bCs/>
+          <w:caps w:val="0"/>
+        </w:rPr>
+        <w:t xml:space="preserve">JURISDICTION</w:t>
+      </w:r>
+      <w:r>
+        <w:rPr>
+          <w:b/>
+          <w:bCs/>
+          <w:caps w:val="0"/>
+        </w:rPr>
+        <w:t xml:space="preserve"> </w:t>
+      </w:r>
+      <w:r>
+        <w:rPr>
+          <w:b/>
+          <w:bCs/>
+          <w:caps w:val="0"/>
+        </w:rPr>
+        <w:t xml:space="preserve">AND</w:t>
+      </w:r>
+      <w:r>
+        <w:rPr>
+          <w:b/>
+          <w:bCs/>
+          <w:caps w:val="0"/>
+        </w:rPr>
+        <w:t xml:space="preserve"> </w:t>
+      </w:r>
+      <w:r>
+        <w:rPr>
+          <w:b/>
+          <w:bCs/>
+          <w:caps w:val="0"/>
+        </w:rPr>
+        <w:t xml:space="preserve">VENUE</w:t>
+      </w:r>
+    </w:p>
+    <w:p>
+      <w:pPr>
+        <w:pStyle w:val="BodyText"/>
       </w:pPr>
       <w:r>
         <w:t xml:space="preserve">3.</w:t>
@@ -229,7 +1300,7 @@
         <w:tab/>
       </w:r>
       <w:r>
-        <w:t xml:space="preserve">This Court has jurisdiction of this adversary proceeding (the “Adversary Proceeding”) which arises under title 11 and arises in and relates to cases under title 11 pending in the United States Bankruptcy Court for the District of Nebraska (the “Court”) captioned In re Gordmans Stores, Inc, Case No. 17–80304 (TLS) (the “Bankruptcy Cases”), pursuant to 28 U.S.C. §§ 157 and 1334(b) and Article XI of the Plan (as defined below).</w:t>
+        <w:t xml:space="preserve">This Court has jurisdiction of this adversary proceeding (the “Adversary Proceeding”) which arises under title 11 and arises in and relates to cases under title 11 pending in the United States Bankruptcy Court for the District of Nebraska (the “Court”) captioned In re Gordmans Stores, Inc, Case No. 17–80304 (TLS) (the “Bankruptcy Cases”), pursuant to 28 U.S.C. §§ 157 and 1334(b) and Article XI of the Plan (as defined below).</w:t>
       </w:r>
     </w:p>
     <w:p>
@@ -243,7 +1314,7 @@
         <w:tab/>
       </w:r>
       <w:r>
-        <w:t xml:space="preserve">This Adversary Proceeding is a core proceeding to be heard and determined by this Court pursuant to 28 U.S.C. § 157(b)(2).</w:t>
+        <w:t xml:space="preserve">This Adversary Proceeding is a core proceeding to be heard and determined by this Court pursuant to 28 U.S.C. § 157(b)⁠(2).</w:t>
       </w:r>
     </w:p>
     <w:p>
@@ -271,7 +1342,7 @@
         <w:tab/>
       </w:r>
       <w:r>
-        <w:t xml:space="preserve">Venue is proper in this district pursuant to 28 U.S.C. § 1409.</w:t>
+        <w:t xml:space="preserve">Venue is proper in this district pursuant to 28 U.S.C. § 1409.</w:t>
       </w:r>
     </w:p>
     <w:p>
@@ -288,19 +1359,43 @@
         <w:t xml:space="preserve">The statutory and legal predicates for the relief sought herein are sections 502, 547 and 550 of the Bankruptcy Code and Rules 3007 and 7001 of the Federal Rules of Bankruptcy Procedure.</w:t>
       </w:r>
     </w:p>
-    <w:bookmarkEnd w:id="21"/>
-    <w:bookmarkStart w:id="23" w:name="procedural-background"/>
     <w:p>
       <w:pPr>
         <w:pStyle w:val="Heading1"/>
-      </w:pPr>
-      <w:r>
-        <w:t xml:space="preserve">PROCEDURAL BACKGROUND</w:t>
-      </w:r>
-    </w:p>
-    <w:p>
-      <w:pPr>
-        <w:pStyle w:val="FirstParagraph"/>
+        <w:keepNext/>
+        <w:keepLines/>
+        <w:spacing w:before="0" w:after="0" w:line="552" w:lineRule="exact"/>
+        <w:ind w:left="0" w:firstLine="0"/>
+        <w:jc w:val="center"/>
+      </w:pPr>
+      <w:r>
+        <w:rPr>
+          <w:b/>
+          <w:bCs/>
+          <w:caps w:val="0"/>
+        </w:rPr>
+        <w:t xml:space="preserve">PROCEDURAL</w:t>
+      </w:r>
+      <w:r>
+        <w:rPr>
+          <w:b/>
+          <w:bCs/>
+          <w:caps w:val="0"/>
+        </w:rPr>
+        <w:t xml:space="preserve"> </w:t>
+      </w:r>
+      <w:r>
+        <w:rPr>
+          <w:b/>
+          <w:bCs/>
+          <w:caps w:val="0"/>
+        </w:rPr>
+        <w:t xml:space="preserve">BACKGROUND</w:t>
+      </w:r>
+    </w:p>
+    <w:p>
+      <w:pPr>
+        <w:pStyle w:val="BodyText"/>
       </w:pPr>
       <w:r>
         <w:t xml:space="preserve">8.</w:t>
@@ -309,7 +1404,13 @@
         <w:tab/>
       </w:r>
       <w:r>
-        <w:t xml:space="preserve">On March 13, 2017 (the “Petition Date”), the Debtors filed voluntary petitions for relief under chapter 11 of the Bankruptcy Code in the Court, which are jointly administered under Case No. 17-80304.</w:t>
+        <w:t xml:space="preserve">On March 13, 2017 (the “Petition Date”), the Debtors filed voluntary petitions for relief under chapter 11 of the Bankruptcy Code in the Court, which are jointly administered under Case No. 17</w:t>
+      </w:r>
+      <w:r>
+        <w:noBreakHyphen/>
+      </w:r>
+      <w:r>
+        <w:t xml:space="preserve">80304.</w:t>
       </w:r>
     </w:p>
     <w:p>
@@ -323,13 +1424,13 @@
         <w:tab/>
       </w:r>
       <w:r>
-        <w:t xml:space="preserve">On October 18, 2017, this Court entered the Order (I) Approving the Adequacy of Disclosure Statement for the Debtors’ Joint Plan of Liquidation and (II) Confirming Debtors’ Modified Joint Chapter 11 Plan [Docket No. 1036] (the “Confirmation Order”), which, among other things confirmed the Debtors’ Joint Plan of Liquidation Pursuant to Chapter 11 of the Bankruptcy Code (the “Plan”).</w:t>
+        <w:t xml:space="preserve">On October 18, 2017, this Court entered the Order (I) Approving the Adequacy of Disclosure Statement for the Debtors’ Joint Plan of Liquidation and (II) Confirming Debtors’ Modified Joint Chapter 11 Plan [Docket No. 1036] (the “Confirmation Order”), which, among other things confirmed the Debtors’ Joint Plan of Liquidation Pursuant to Chapter 11 of the Bankruptcy Code (the “Plan”).</w:t>
       </w:r>
       <w:r>
         <w:rPr>
           <w:rStyle w:val="FootnoteReference"/>
         </w:rPr>
-        <w:footnoteReference w:id="22"/>
+        <w:footnoteReference w:id="9"/>
       </w:r>
     </w:p>
     <w:p>
@@ -343,7 +1444,7 @@
         <w:tab/>
       </w:r>
       <w:r>
-        <w:t xml:space="preserve">The effective date of the Plan occurred on November 15, 2017 [Docket No. 1057] (the “Plan Effective Date”). Pursuant to the Plan, the Plan Administrator was appointed on the Plan Effective Date.</w:t>
+        <w:t xml:space="preserve">The effective date of the Plan occurred on November 15, 2017 [Docket No. 1057] (the “Plan Effective Date”). Pursuant to the Plan, the Plan Administrator was appointed on the Plan Effective Date.</w:t>
       </w:r>
     </w:p>
     <w:p>
@@ -374,19 +1475,27 @@
         <w:t xml:space="preserve">Pursuant to Article III of the Plan, General Unsecured Claims comprise an impaired class of creditors and will not be paid in full.</w:t>
       </w:r>
     </w:p>
-    <w:bookmarkEnd w:id="23"/>
-    <w:bookmarkStart w:id="24" w:name="parties"/>
     <w:p>
       <w:pPr>
         <w:pStyle w:val="Heading1"/>
-      </w:pPr>
-      <w:r>
+        <w:keepNext/>
+        <w:keepLines/>
+        <w:spacing w:before="0" w:after="0" w:line="552" w:lineRule="exact"/>
+        <w:ind w:left="0" w:firstLine="0"/>
+        <w:jc w:val="center"/>
+      </w:pPr>
+      <w:r>
+        <w:rPr>
+          <w:b/>
+          <w:bCs/>
+          <w:caps w:val="0"/>
+        </w:rPr>
         <w:t xml:space="preserve">PARTIES</w:t>
       </w:r>
     </w:p>
     <w:p>
       <w:pPr>
-        <w:pStyle w:val="FirstParagraph"/>
+        <w:pStyle w:val="BodyText"/>
       </w:pPr>
       <w:r>
         <w:t xml:space="preserve">13.</w:t>
@@ -412,19 +1521,43 @@
         <w:t xml:space="preserve">Upon information and belief, Defendant is a corporation formed under the laws of Delaware and maintains a principal place of business at 3851 Westerre Parkway, Suite 200, Richmond, Virginia 23233.</w:t>
       </w:r>
     </w:p>
-    <w:bookmarkEnd w:id="24"/>
-    <w:bookmarkStart w:id="25" w:name="factual-background"/>
     <w:p>
       <w:pPr>
         <w:pStyle w:val="Heading1"/>
-      </w:pPr>
-      <w:r>
-        <w:t xml:space="preserve">FACTUAL BACKGROUND</w:t>
-      </w:r>
-    </w:p>
-    <w:p>
-      <w:pPr>
-        <w:pStyle w:val="FirstParagraph"/>
+        <w:keepNext/>
+        <w:keepLines/>
+        <w:spacing w:before="0" w:after="0" w:line="552" w:lineRule="exact"/>
+        <w:ind w:left="0" w:firstLine="0"/>
+        <w:jc w:val="center"/>
+      </w:pPr>
+      <w:r>
+        <w:rPr>
+          <w:b/>
+          <w:bCs/>
+          <w:caps w:val="0"/>
+        </w:rPr>
+        <w:t xml:space="preserve">FACTUAL</w:t>
+      </w:r>
+      <w:r>
+        <w:rPr>
+          <w:b/>
+          <w:bCs/>
+          <w:caps w:val="0"/>
+        </w:rPr>
+        <w:t xml:space="preserve"> </w:t>
+      </w:r>
+      <w:r>
+        <w:rPr>
+          <w:b/>
+          <w:bCs/>
+          <w:caps w:val="0"/>
+        </w:rPr>
+        <w:t xml:space="preserve">BACKGROUND</w:t>
+      </w:r>
+    </w:p>
+    <w:p>
+      <w:pPr>
+        <w:pStyle w:val="BodyText"/>
       </w:pPr>
       <w:r>
         <w:t xml:space="preserve">15.</w:t>
@@ -475,7 +1608,7 @@
         <w:tab/>
       </w:r>
       <w:r>
-        <w:t xml:space="preserve">During the course of their business relationship, the Defendant and one or more of the Debtors, engaged in transactions, which are evidenced by purchase orders, invoices, communications and/or other documents (collectively, the “Agreements”). Pursuant to the Agreements, the Debtor, as identified on Exhibit A, would pay Defendant for such goods and/or services.</w:t>
+        <w:t xml:space="preserve">During the course of their business relationship, the Defendant and one or more of the Debtors, engaged in transactions, which are evidenced by purchase orders, invoices, communications and/​or other documents (collectively, the “Agreements”). Pursuant to the Agreements, the Debtor, as identified on Exhibit A, would pay Defendant for such goods and/​or services.</w:t>
       </w:r>
     </w:p>
     <w:p>
@@ -503,31 +1636,192 @@
         <w:tab/>
       </w:r>
       <w:r>
-        <w:t xml:space="preserve">During the course of this adversary proceeding, Plaintiff may learn (through discovery or otherwise) of additional transfers made to Defendant during the Preference Period. Plaintiff intends to avoid and recover all transfers made by the Debtor of an interest of the Debtor in property and to or for the benefit of Defendant or any other transferee. Plaintiff reserves its right to amend this original Complaint to include: (i) further information regarding the Transfer(s), (ii) additional transfers, (iii) modifications of and/or revision to Defendant’s name, (iv) additional defendants, and/or (v) additional causes of action authorized by the Plan (collectively, the “Amendments”), that may become known to Plaintiff at any time during this adversary proceeding, through formal discovery or otherwise, and for the Amendments to relate back to this original Complaint.</w:t>
-      </w:r>
-    </w:p>
-    <w:bookmarkEnd w:id="25"/>
-    <w:bookmarkStart w:id="27" w:name="count-i"/>
+        <w:t xml:space="preserve">During the course of this adversary proceeding, Plaintiff may learn (through discovery or otherwise) of additional transfers made to Defendant during the Preference Period. Plaintiff intends to avoid and recover all transfers made by the Debtor of an interest of the Debtor in property and to or for the benefit of Defendant or any other transferee. Plaintiff reserves its right to amend this original Complaint to include: (i) further information regarding the Transfer(s), (ii) additional transfers, (iii) modifications of and/​or revision to Defendant’s name, (iv) additional defendants, and/​or (v) additional causes of action authorized by the Plan (collectively, the “Amendments”), that may become known to Plaintiff at any time during this adversary proceeding, through formal discovery or otherwise, and for the Amendments to relate back to this original Complaint.</w:t>
+      </w:r>
+    </w:p>
     <w:p>
       <w:pPr>
         <w:pStyle w:val="Heading1"/>
-      </w:pPr>
-      <w:r>
-        <w:t xml:space="preserve">COUNT I</w:t>
-      </w:r>
-    </w:p>
-    <w:bookmarkStart w:id="26" w:name="X7c4be90cf7c6e25ebd8eef73b063798d5f2fbbd"/>
+        <w:keepNext/>
+        <w:keepLines/>
+        <w:spacing w:before="0" w:after="0" w:line="552" w:lineRule="exact"/>
+        <w:ind w:left="0" w:firstLine="0"/>
+        <w:jc w:val="center"/>
+      </w:pPr>
+      <w:r>
+        <w:rPr>
+          <w:b/>
+          <w:bCs/>
+          <w:caps w:val="0"/>
+        </w:rPr>
+        <w:t xml:space="preserve">COUNT</w:t>
+      </w:r>
+      <w:r>
+        <w:rPr>
+          <w:b/>
+          <w:bCs/>
+          <w:caps w:val="0"/>
+        </w:rPr>
+        <w:t xml:space="preserve"> </w:t>
+      </w:r>
+      <w:r>
+        <w:rPr>
+          <w:b/>
+          <w:bCs/>
+          <w:caps w:val="0"/>
+        </w:rPr>
+        <w:t xml:space="preserve">I</w:t>
+      </w:r>
+    </w:p>
     <w:p>
       <w:pPr>
         <w:pStyle w:val="Heading2"/>
-      </w:pPr>
-      <w:r>
-        <w:t xml:space="preserve">(Avoidance of Preferential Transfers – 11 U.S.C. § 547)</w:t>
-      </w:r>
-    </w:p>
-    <w:p>
-      <w:pPr>
-        <w:pStyle w:val="FirstParagraph"/>
+        <w:keepNext/>
+        <w:keepLines/>
+        <w:spacing w:before="0" w:after="0" w:line="552" w:lineRule="exact"/>
+        <w:ind w:left="0" w:firstLine="0"/>
+        <w:jc w:val="center"/>
+      </w:pPr>
+      <w:r>
+        <w:rPr>
+          <w:b/>
+          <w:bCs/>
+          <w:caps w:val="0"/>
+        </w:rPr>
+        <w:t xml:space="preserve">(Avoidance</w:t>
+      </w:r>
+      <w:r>
+        <w:rPr>
+          <w:b/>
+          <w:bCs/>
+          <w:caps w:val="0"/>
+        </w:rPr>
+        <w:t xml:space="preserve"> </w:t>
+      </w:r>
+      <w:r>
+        <w:rPr>
+          <w:b/>
+          <w:bCs/>
+          <w:caps w:val="0"/>
+        </w:rPr>
+        <w:t xml:space="preserve">of</w:t>
+      </w:r>
+      <w:r>
+        <w:rPr>
+          <w:b/>
+          <w:bCs/>
+          <w:caps w:val="0"/>
+        </w:rPr>
+        <w:t xml:space="preserve"> </w:t>
+      </w:r>
+      <w:r>
+        <w:rPr>
+          <w:b/>
+          <w:bCs/>
+          <w:caps w:val="0"/>
+        </w:rPr>
+        <w:t xml:space="preserve">Preferential</w:t>
+      </w:r>
+      <w:r>
+        <w:rPr>
+          <w:b/>
+          <w:bCs/>
+          <w:caps w:val="0"/>
+        </w:rPr>
+        <w:t xml:space="preserve"> </w:t>
+      </w:r>
+      <w:r>
+        <w:rPr>
+          <w:b/>
+          <w:bCs/>
+          <w:caps w:val="0"/>
+        </w:rPr>
+        <w:t xml:space="preserve">Transfers</w:t>
+      </w:r>
+      <w:r>
+        <w:rPr>
+          <w:b/>
+          <w:bCs/>
+          <w:caps w:val="0"/>
+        </w:rPr>
+        <w:t xml:space="preserve"> </w:t>
+      </w:r>
+      <w:r>
+        <w:rPr>
+          <w:b/>
+          <w:bCs/>
+          <w:caps w:val="0"/>
+        </w:rPr>
+        <w:t xml:space="preserve">–</w:t>
+      </w:r>
+      <w:r>
+        <w:rPr>
+          <w:b/>
+          <w:bCs/>
+          <w:caps w:val="0"/>
+        </w:rPr>
+        <w:t xml:space="preserve"> </w:t>
+      </w:r>
+      <w:r>
+        <w:rPr>
+          <w:b/>
+          <w:bCs/>
+          <w:caps w:val="0"/>
+        </w:rPr>
+        <w:t xml:space="preserve">11</w:t>
+      </w:r>
+      <w:r>
+        <w:rPr>
+          <w:b/>
+          <w:bCs/>
+          <w:caps w:val="0"/>
+        </w:rPr>
+        <w:t xml:space="preserve"> </w:t>
+      </w:r>
+      <w:r>
+        <w:rPr>
+          <w:b/>
+          <w:bCs/>
+          <w:caps w:val="0"/>
+        </w:rPr>
+        <w:t xml:space="preserve">U.S.C.</w:t>
+      </w:r>
+      <w:r>
+        <w:rPr>
+          <w:b/>
+          <w:bCs/>
+          <w:caps w:val="0"/>
+        </w:rPr>
+        <w:t xml:space="preserve"> </w:t>
+      </w:r>
+      <w:r>
+        <w:rPr>
+          <w:b/>
+          <w:bCs/>
+          <w:caps w:val="0"/>
+        </w:rPr>
+        <w:t xml:space="preserve">§</w:t>
+      </w:r>
+      <w:r>
+        <w:rPr>
+          <w:b/>
+          <w:bCs/>
+          <w:caps w:val="0"/>
+        </w:rPr>
+        <w:t xml:space="preserve"> </w:t>
+      </w:r>
+      <w:r>
+        <w:rPr>
+          <w:b/>
+          <w:bCs/>
+          <w:caps w:val="0"/>
+        </w:rPr>
+        <w:t xml:space="preserve">547)</w:t>
+      </w:r>
+    </w:p>
+    <w:p>
+      <w:pPr>
+        <w:pStyle w:val="BodyText"/>
       </w:pPr>
       <w:r>
         <w:t xml:space="preserve">21.</w:t>
@@ -592,7 +1886,7 @@
         <w:tab/>
       </w:r>
       <w:r>
-        <w:t xml:space="preserve">Defendant was a creditor of one or more of the Debtors, within the meaning of 11 U.S.C. § 101(10), at the time each of the Transfers was made or, alternatively, received the Transfers for the benefit of a creditor or creditors of one or more of the Debtors.</w:t>
+        <w:t xml:space="preserve">Defendant was a creditor of one or more of the Debtors, within the meaning of 11 U.S.C. § 101(10), at the time each of the Transfers was made or, alternatively, received the Transfers for the benefit of a creditor or creditors of one or more of the Debtors.</w:t>
       </w:r>
     </w:p>
     <w:p>
@@ -620,7 +1914,7 @@
         <w:tab/>
       </w:r>
       <w:r>
-        <w:t xml:space="preserve">Each of the Transfers was made while the Debtor was insolvent. The Debtor is presumed to be insolvent during the ninety (90) days preceding the Petition Date pursuant to 11 U.S.C. § 547(f).</w:t>
+        <w:t xml:space="preserve">Each of the Transfers was made while the Debtor was insolvent. The Debtor is presumed to be insolvent during the ninety (90) days preceding the Petition Date pursuant to 11 U.S.C. § 547(f).</w:t>
       </w:r>
     </w:p>
     <w:p>
@@ -662,32 +1956,176 @@
         <w:tab/>
       </w:r>
       <w:r>
-        <w:t xml:space="preserve">Plaintiff is entitled to an order and judgment pursuant to 11 U.S.C. § 547 that avoids the Transfers.</w:t>
-      </w:r>
-    </w:p>
-    <w:bookmarkEnd w:id="26"/>
-    <w:bookmarkEnd w:id="27"/>
-    <w:bookmarkStart w:id="29" w:name="count-ii"/>
+        <w:t xml:space="preserve">Plaintiff is entitled to an order and judgment pursuant to 11 U.S.C. § 547 that avoids the Transfers.</w:t>
+      </w:r>
+    </w:p>
     <w:p>
       <w:pPr>
         <w:pStyle w:val="Heading1"/>
-      </w:pPr>
-      <w:r>
-        <w:t xml:space="preserve">COUNT II</w:t>
-      </w:r>
-    </w:p>
-    <w:bookmarkStart w:id="28" w:name="recovery-of-property-11-u.s.c.-550"/>
+        <w:keepNext/>
+        <w:keepLines/>
+        <w:spacing w:before="0" w:after="0" w:line="552" w:lineRule="exact"/>
+        <w:ind w:left="0" w:firstLine="0"/>
+        <w:jc w:val="center"/>
+      </w:pPr>
+      <w:r>
+        <w:rPr>
+          <w:b/>
+          <w:bCs/>
+          <w:caps w:val="0"/>
+        </w:rPr>
+        <w:t xml:space="preserve">COUNT</w:t>
+      </w:r>
+      <w:r>
+        <w:rPr>
+          <w:b/>
+          <w:bCs/>
+          <w:caps w:val="0"/>
+        </w:rPr>
+        <w:t xml:space="preserve"> </w:t>
+      </w:r>
+      <w:r>
+        <w:rPr>
+          <w:b/>
+          <w:bCs/>
+          <w:caps w:val="0"/>
+        </w:rPr>
+        <w:t xml:space="preserve">II</w:t>
+      </w:r>
+    </w:p>
     <w:p>
       <w:pPr>
         <w:pStyle w:val="Heading2"/>
-      </w:pPr>
-      <w:r>
-        <w:t xml:space="preserve">(Recovery of Property – 11 U.S.C. § 550)</w:t>
-      </w:r>
-    </w:p>
-    <w:p>
-      <w:pPr>
-        <w:pStyle w:val="FirstParagraph"/>
+        <w:keepNext/>
+        <w:keepLines/>
+        <w:spacing w:before="0" w:after="0" w:line="552" w:lineRule="exact"/>
+        <w:ind w:left="0" w:firstLine="0"/>
+        <w:jc w:val="center"/>
+      </w:pPr>
+      <w:r>
+        <w:rPr>
+          <w:b/>
+          <w:bCs/>
+          <w:caps w:val="0"/>
+        </w:rPr>
+        <w:t xml:space="preserve">(Recovery</w:t>
+      </w:r>
+      <w:r>
+        <w:rPr>
+          <w:b/>
+          <w:bCs/>
+          <w:caps w:val="0"/>
+        </w:rPr>
+        <w:t xml:space="preserve"> </w:t>
+      </w:r>
+      <w:r>
+        <w:rPr>
+          <w:b/>
+          <w:bCs/>
+          <w:caps w:val="0"/>
+        </w:rPr>
+        <w:t xml:space="preserve">of</w:t>
+      </w:r>
+      <w:r>
+        <w:rPr>
+          <w:b/>
+          <w:bCs/>
+          <w:caps w:val="0"/>
+        </w:rPr>
+        <w:t xml:space="preserve"> </w:t>
+      </w:r>
+      <w:r>
+        <w:rPr>
+          <w:b/>
+          <w:bCs/>
+          <w:caps w:val="0"/>
+        </w:rPr>
+        <w:t xml:space="preserve">Property</w:t>
+      </w:r>
+      <w:r>
+        <w:rPr>
+          <w:b/>
+          <w:bCs/>
+          <w:caps w:val="0"/>
+        </w:rPr>
+        <w:t xml:space="preserve"> </w:t>
+      </w:r>
+      <w:r>
+        <w:rPr>
+          <w:b/>
+          <w:bCs/>
+          <w:caps w:val="0"/>
+        </w:rPr>
+        <w:t xml:space="preserve">–</w:t>
+      </w:r>
+      <w:r>
+        <w:rPr>
+          <w:b/>
+          <w:bCs/>
+          <w:caps w:val="0"/>
+        </w:rPr>
+        <w:t xml:space="preserve"> </w:t>
+      </w:r>
+      <w:r>
+        <w:rPr>
+          <w:b/>
+          <w:bCs/>
+          <w:caps w:val="0"/>
+        </w:rPr>
+        <w:t xml:space="preserve">11</w:t>
+      </w:r>
+      <w:r>
+        <w:rPr>
+          <w:b/>
+          <w:bCs/>
+          <w:caps w:val="0"/>
+        </w:rPr>
+        <w:t xml:space="preserve"> </w:t>
+      </w:r>
+      <w:r>
+        <w:rPr>
+          <w:b/>
+          <w:bCs/>
+          <w:caps w:val="0"/>
+        </w:rPr>
+        <w:t xml:space="preserve">U.S.C.</w:t>
+      </w:r>
+      <w:r>
+        <w:rPr>
+          <w:b/>
+          <w:bCs/>
+          <w:caps w:val="0"/>
+        </w:rPr>
+        <w:t xml:space="preserve"> </w:t>
+      </w:r>
+      <w:r>
+        <w:rPr>
+          <w:b/>
+          <w:bCs/>
+          <w:caps w:val="0"/>
+        </w:rPr>
+        <w:t xml:space="preserve">§</w:t>
+      </w:r>
+      <w:r>
+        <w:rPr>
+          <w:b/>
+          <w:bCs/>
+          <w:caps w:val="0"/>
+        </w:rPr>
+        <w:t xml:space="preserve"> </w:t>
+      </w:r>
+      <w:r>
+        <w:rPr>
+          <w:b/>
+          <w:bCs/>
+          <w:caps w:val="0"/>
+        </w:rPr>
+        <w:t xml:space="preserve">550)</w:t>
+      </w:r>
+    </w:p>
+    <w:p>
+      <w:pPr>
+        <w:pStyle w:val="BodyText"/>
       </w:pPr>
       <w:r>
         <w:t xml:space="preserve">31.</w:t>
@@ -741,29 +2179,173 @@
         <w:t xml:space="preserve">Pursuant to section 550(a) of the Bankruptcy Code, Plaintiff is entitled to recover from Defendant each Transfer or the amount thereof, plus interest thereon from the date of payment, as well as costs of this action.</w:t>
       </w:r>
     </w:p>
-    <w:bookmarkEnd w:id="28"/>
-    <w:bookmarkEnd w:id="29"/>
-    <w:bookmarkStart w:id="31" w:name="count-iii"/>
     <w:p>
       <w:pPr>
         <w:pStyle w:val="Heading1"/>
-      </w:pPr>
-      <w:r>
-        <w:t xml:space="preserve">COUNT III</w:t>
-      </w:r>
-    </w:p>
-    <w:bookmarkStart w:id="30" w:name="disallowance-of-claims-11-u.s.c.-502"/>
+        <w:keepNext/>
+        <w:keepLines/>
+        <w:spacing w:before="0" w:after="0" w:line="552" w:lineRule="exact"/>
+        <w:ind w:left="0" w:firstLine="0"/>
+        <w:jc w:val="center"/>
+      </w:pPr>
+      <w:r>
+        <w:rPr>
+          <w:b/>
+          <w:bCs/>
+          <w:caps w:val="0"/>
+        </w:rPr>
+        <w:t xml:space="preserve">COUNT</w:t>
+      </w:r>
+      <w:r>
+        <w:rPr>
+          <w:b/>
+          <w:bCs/>
+          <w:caps w:val="0"/>
+        </w:rPr>
+        <w:t xml:space="preserve"> </w:t>
+      </w:r>
+      <w:r>
+        <w:rPr>
+          <w:b/>
+          <w:bCs/>
+          <w:caps w:val="0"/>
+        </w:rPr>
+        <w:t xml:space="preserve">III</w:t>
+      </w:r>
+    </w:p>
     <w:p>
       <w:pPr>
         <w:pStyle w:val="Heading2"/>
-      </w:pPr>
-      <w:r>
-        <w:t xml:space="preserve">(Disallowance of Claims – 11 U.S.C. § 502)</w:t>
-      </w:r>
-    </w:p>
-    <w:p>
-      <w:pPr>
-        <w:pStyle w:val="FirstParagraph"/>
+        <w:keepNext/>
+        <w:keepLines/>
+        <w:spacing w:before="0" w:after="0" w:line="552" w:lineRule="exact"/>
+        <w:ind w:left="0" w:firstLine="0"/>
+        <w:jc w:val="center"/>
+      </w:pPr>
+      <w:r>
+        <w:rPr>
+          <w:b/>
+          <w:bCs/>
+          <w:caps w:val="0"/>
+        </w:rPr>
+        <w:t xml:space="preserve">(Disallowance</w:t>
+      </w:r>
+      <w:r>
+        <w:rPr>
+          <w:b/>
+          <w:bCs/>
+          <w:caps w:val="0"/>
+        </w:rPr>
+        <w:t xml:space="preserve"> </w:t>
+      </w:r>
+      <w:r>
+        <w:rPr>
+          <w:b/>
+          <w:bCs/>
+          <w:caps w:val="0"/>
+        </w:rPr>
+        <w:t xml:space="preserve">of</w:t>
+      </w:r>
+      <w:r>
+        <w:rPr>
+          <w:b/>
+          <w:bCs/>
+          <w:caps w:val="0"/>
+        </w:rPr>
+        <w:t xml:space="preserve"> </w:t>
+      </w:r>
+      <w:r>
+        <w:rPr>
+          <w:b/>
+          <w:bCs/>
+          <w:caps w:val="0"/>
+        </w:rPr>
+        <w:t xml:space="preserve">Claims</w:t>
+      </w:r>
+      <w:r>
+        <w:rPr>
+          <w:b/>
+          <w:bCs/>
+          <w:caps w:val="0"/>
+        </w:rPr>
+        <w:t xml:space="preserve"> </w:t>
+      </w:r>
+      <w:r>
+        <w:rPr>
+          <w:b/>
+          <w:bCs/>
+          <w:caps w:val="0"/>
+        </w:rPr>
+        <w:t xml:space="preserve">–</w:t>
+      </w:r>
+      <w:r>
+        <w:rPr>
+          <w:b/>
+          <w:bCs/>
+          <w:caps w:val="0"/>
+        </w:rPr>
+        <w:t xml:space="preserve"> </w:t>
+      </w:r>
+      <w:r>
+        <w:rPr>
+          <w:b/>
+          <w:bCs/>
+          <w:caps w:val="0"/>
+        </w:rPr>
+        <w:t xml:space="preserve">11</w:t>
+      </w:r>
+      <w:r>
+        <w:rPr>
+          <w:b/>
+          <w:bCs/>
+          <w:caps w:val="0"/>
+        </w:rPr>
+        <w:t xml:space="preserve"> </w:t>
+      </w:r>
+      <w:r>
+        <w:rPr>
+          <w:b/>
+          <w:bCs/>
+          <w:caps w:val="0"/>
+        </w:rPr>
+        <w:t xml:space="preserve">U.S.C.</w:t>
+      </w:r>
+      <w:r>
+        <w:rPr>
+          <w:b/>
+          <w:bCs/>
+          <w:caps w:val="0"/>
+        </w:rPr>
+        <w:t xml:space="preserve"> </w:t>
+      </w:r>
+      <w:r>
+        <w:rPr>
+          <w:b/>
+          <w:bCs/>
+          <w:caps w:val="0"/>
+        </w:rPr>
+        <w:t xml:space="preserve">§</w:t>
+      </w:r>
+      <w:r>
+        <w:rPr>
+          <w:b/>
+          <w:bCs/>
+          <w:caps w:val="0"/>
+        </w:rPr>
+        <w:t xml:space="preserve"> </w:t>
+      </w:r>
+      <w:r>
+        <w:rPr>
+          <w:b/>
+          <w:bCs/>
+          <w:caps w:val="0"/>
+        </w:rPr>
+        <w:t xml:space="preserve">502)</w:t>
+      </w:r>
+    </w:p>
+    <w:p>
+      <w:pPr>
+        <w:pStyle w:val="BodyText"/>
       </w:pPr>
       <w:r>
         <w:t xml:space="preserve">35.</w:t>
@@ -828,23 +2410,62 @@
         <w:tab/>
       </w:r>
       <w:r>
-        <w:t xml:space="preserve">Pursuant to 11 U.S.C. § 502(j), any and all previously allowed claims of Defendant against the Debtors, including any and all claims assigned by Defendant, must be reconsidered and disallowed until such time as Defendant pays to Plaintiff the amount equal to the aggregate amount of all of the Transfers, plus interest thereon and costs.</w:t>
-      </w:r>
-    </w:p>
-    <w:bookmarkEnd w:id="30"/>
-    <w:bookmarkEnd w:id="31"/>
-    <w:bookmarkStart w:id="32" w:name="prayer-for-relief"/>
+        <w:t xml:space="preserve">Pursuant to 11 U.S.C. § 502(j), any and all previously allowed claims of Defendant against the Debtors, including any and all claims assigned by Defendant, must be reconsidered and disallowed until such time as Defendant pays to Plaintiff the amount equal to the aggregate amount of all of the Transfers, plus interest thereon and costs.</w:t>
+      </w:r>
+    </w:p>
     <w:p>
       <w:pPr>
         <w:pStyle w:val="Heading1"/>
-      </w:pPr>
-      <w:r>
-        <w:t xml:space="preserve">PRAYER FOR RELIEF</w:t>
-      </w:r>
-    </w:p>
-    <w:p>
-      <w:pPr>
-        <w:pStyle w:val="FirstParagraph"/>
+        <w:keepNext/>
+        <w:keepLines/>
+        <w:spacing w:before="0" w:after="0" w:line="552" w:lineRule="exact"/>
+        <w:ind w:left="0" w:firstLine="0"/>
+        <w:jc w:val="center"/>
+      </w:pPr>
+      <w:r>
+        <w:rPr>
+          <w:b/>
+          <w:bCs/>
+          <w:caps w:val="0"/>
+        </w:rPr>
+        <w:t xml:space="preserve">PRAYER</w:t>
+      </w:r>
+      <w:r>
+        <w:rPr>
+          <w:b/>
+          <w:bCs/>
+          <w:caps w:val="0"/>
+        </w:rPr>
+        <w:t xml:space="preserve"> </w:t>
+      </w:r>
+      <w:r>
+        <w:rPr>
+          <w:b/>
+          <w:bCs/>
+          <w:caps w:val="0"/>
+        </w:rPr>
+        <w:t xml:space="preserve">FOR</w:t>
+      </w:r>
+      <w:r>
+        <w:rPr>
+          <w:b/>
+          <w:bCs/>
+          <w:caps w:val="0"/>
+        </w:rPr>
+        <w:t xml:space="preserve"> </w:t>
+      </w:r>
+      <w:r>
+        <w:rPr>
+          <w:b/>
+          <w:bCs/>
+          <w:caps w:val="0"/>
+        </w:rPr>
+        <w:t xml:space="preserve">RELIEF</w:t>
+      </w:r>
+    </w:p>
+    <w:p>
+      <w:pPr>
+        <w:pStyle w:val="BodyText"/>
       </w:pPr>
       <w:r>
         <w:t xml:space="preserve">WHEREFORE, Plaintiff respectfully requests that the Court enter judgment in favor of Plaintiff and against Defendant as follows:</w:t>
@@ -852,7 +2473,9 @@
     </w:p>
     <w:p>
       <w:pPr>
-        <w:pStyle w:val="Lettered"/>
+        <w:spacing w:before="0" w:after="0" w:line="552" w:lineRule="exact"/>
+        <w:ind w:left="1296" w:hanging="576"/>
+        <w:jc w:val="left"/>
       </w:pPr>
       <w:r>
         <w:t xml:space="preserve">(a)</w:t>
@@ -861,12 +2484,152 @@
         <w:tab/>
       </w:r>
       <w:r>
-        <w:t xml:space="preserve">On Count I, for a determination that each of the Transfers is avoidable as a preferential transfer under section 547 of the Bankruptcy Code;</w:t>
-      </w:r>
-    </w:p>
-    <w:p>
-      <w:pPr>
-        <w:pStyle w:val="Lettered"/>
+        <w:t xml:space="preserve">On</w:t>
+      </w:r>
+      <w:r>
+        <w:t xml:space="preserve"> </w:t>
+      </w:r>
+      <w:r>
+        <w:t xml:space="preserve">Count</w:t>
+      </w:r>
+      <w:r>
+        <w:t xml:space="preserve"> </w:t>
+      </w:r>
+      <w:r>
+        <w:t xml:space="preserve">I,</w:t>
+      </w:r>
+      <w:r>
+        <w:t xml:space="preserve"> </w:t>
+      </w:r>
+      <w:r>
+        <w:t xml:space="preserve">for</w:t>
+      </w:r>
+      <w:r>
+        <w:t xml:space="preserve"> </w:t>
+      </w:r>
+      <w:r>
+        <w:t xml:space="preserve">a</w:t>
+      </w:r>
+      <w:r>
+        <w:t xml:space="preserve"> </w:t>
+      </w:r>
+      <w:r>
+        <w:t xml:space="preserve">determination</w:t>
+      </w:r>
+      <w:r>
+        <w:t xml:space="preserve"> </w:t>
+      </w:r>
+      <w:r>
+        <w:t xml:space="preserve">that</w:t>
+      </w:r>
+      <w:r>
+        <w:t xml:space="preserve"> </w:t>
+      </w:r>
+      <w:r>
+        <w:t xml:space="preserve">each</w:t>
+      </w:r>
+      <w:r>
+        <w:t xml:space="preserve"> </w:t>
+      </w:r>
+      <w:r>
+        <w:t xml:space="preserve">of</w:t>
+      </w:r>
+      <w:r>
+        <w:t xml:space="preserve"> </w:t>
+      </w:r>
+      <w:r>
+        <w:t xml:space="preserve">the</w:t>
+      </w:r>
+      <w:r>
+        <w:t xml:space="preserve"> </w:t>
+      </w:r>
+      <w:r>
+        <w:t xml:space="preserve">Transfers</w:t>
+      </w:r>
+      <w:r>
+        <w:t xml:space="preserve"> </w:t>
+      </w:r>
+      <w:r>
+        <w:t xml:space="preserve">is</w:t>
+      </w:r>
+      <w:r>
+        <w:t xml:space="preserve"> </w:t>
+      </w:r>
+      <w:r>
+        <w:t xml:space="preserve">avoidable</w:t>
+      </w:r>
+      <w:r>
+        <w:t xml:space="preserve"> </w:t>
+      </w:r>
+      <w:r>
+        <w:t xml:space="preserve">as</w:t>
+      </w:r>
+      <w:r>
+        <w:t xml:space="preserve"> </w:t>
+      </w:r>
+      <w:r>
+        <w:t xml:space="preserve">a</w:t>
+      </w:r>
+      <w:r>
+        <w:t xml:space="preserve"> </w:t>
+      </w:r>
+      <w:r>
+        <w:t xml:space="preserve">preferential</w:t>
+      </w:r>
+      <w:r>
+        <w:t xml:space="preserve"> </w:t>
+      </w:r>
+      <w:r>
+        <w:t xml:space="preserve">transfer</w:t>
+      </w:r>
+      <w:r>
+        <w:t xml:space="preserve"> </w:t>
+      </w:r>
+      <w:r>
+        <w:t xml:space="preserve">under</w:t>
+      </w:r>
+      <w:r>
+        <w:t xml:space="preserve"> </w:t>
+      </w:r>
+      <w:r>
+        <w:t xml:space="preserve">section</w:t>
+      </w:r>
+      <w:r>
+        <w:t xml:space="preserve"> </w:t>
+      </w:r>
+      <w:r>
+        <w:t xml:space="preserve">547</w:t>
+      </w:r>
+      <w:r>
+        <w:t xml:space="preserve"> </w:t>
+      </w:r>
+      <w:r>
+        <w:t xml:space="preserve">of</w:t>
+      </w:r>
+      <w:r>
+        <w:t xml:space="preserve"> </w:t>
+      </w:r>
+      <w:r>
+        <w:t xml:space="preserve">the</w:t>
+      </w:r>
+      <w:r>
+        <w:t xml:space="preserve"> </w:t>
+      </w:r>
+      <w:r>
+        <w:t xml:space="preserve">Bankruptcy</w:t>
+      </w:r>
+      <w:r>
+        <w:t xml:space="preserve"> </w:t>
+      </w:r>
+      <w:r>
+        <w:t xml:space="preserve">Code;</w:t>
+      </w:r>
+    </w:p>
+    <w:p>
+      <w:pPr>
+        <w:spacing w:before="0" w:after="0" w:line="552" w:lineRule="exact"/>
+        <w:ind w:left="1296" w:hanging="576"/>
+        <w:jc w:val="left"/>
       </w:pPr>
       <w:r>
         <w:t xml:space="preserve">(b)</w:t>
@@ -875,12 +2638,194 @@
         <w:tab/>
       </w:r>
       <w:r>
-        <w:t xml:space="preserve">On Count II, for a determination that Plaintiff is entitled to recover the Transfers in the total amount of $18,654 under section 550 of the Bankruptcy Code, thereby avoiding the Transfers;</w:t>
-      </w:r>
-    </w:p>
-    <w:p>
-      <w:pPr>
-        <w:pStyle w:val="Lettered"/>
+        <w:t xml:space="preserve">On</w:t>
+      </w:r>
+      <w:r>
+        <w:t xml:space="preserve"> </w:t>
+      </w:r>
+      <w:r>
+        <w:t xml:space="preserve">Count</w:t>
+      </w:r>
+      <w:r>
+        <w:t xml:space="preserve"> </w:t>
+      </w:r>
+      <w:r>
+        <w:t xml:space="preserve">II,</w:t>
+      </w:r>
+      <w:r>
+        <w:t xml:space="preserve"> </w:t>
+      </w:r>
+      <w:r>
+        <w:t xml:space="preserve">for</w:t>
+      </w:r>
+      <w:r>
+        <w:t xml:space="preserve"> </w:t>
+      </w:r>
+      <w:r>
+        <w:t xml:space="preserve">a</w:t>
+      </w:r>
+      <w:r>
+        <w:t xml:space="preserve"> </w:t>
+      </w:r>
+      <w:r>
+        <w:t xml:space="preserve">determination</w:t>
+      </w:r>
+      <w:r>
+        <w:t xml:space="preserve"> </w:t>
+      </w:r>
+      <w:r>
+        <w:t xml:space="preserve">that</w:t>
+      </w:r>
+      <w:r>
+        <w:t xml:space="preserve"> </w:t>
+      </w:r>
+      <w:r>
+        <w:t xml:space="preserve">Plaintiff</w:t>
+      </w:r>
+      <w:r>
+        <w:t xml:space="preserve"> </w:t>
+      </w:r>
+      <w:r>
+        <w:t xml:space="preserve">is</w:t>
+      </w:r>
+      <w:r>
+        <w:t xml:space="preserve"> </w:t>
+      </w:r>
+      <w:r>
+        <w:t xml:space="preserve">entitled</w:t>
+      </w:r>
+      <w:r>
+        <w:t xml:space="preserve"> </w:t>
+      </w:r>
+      <w:r>
+        <w:t xml:space="preserve">to</w:t>
+      </w:r>
+      <w:r>
+        <w:t xml:space="preserve"> </w:t>
+      </w:r>
+      <w:r>
+        <w:t xml:space="preserve">recover</w:t>
+      </w:r>
+      <w:r>
+        <w:t xml:space="preserve"> </w:t>
+      </w:r>
+      <w:r>
+        <w:t xml:space="preserve">the</w:t>
+      </w:r>
+      <w:r>
+        <w:t xml:space="preserve"> </w:t>
+      </w:r>
+      <w:r>
+        <w:t xml:space="preserve">Transfers</w:t>
+      </w:r>
+      <w:r>
+        <w:t xml:space="preserve"> </w:t>
+      </w:r>
+      <w:r>
+        <w:t xml:space="preserve">in</w:t>
+      </w:r>
+      <w:r>
+        <w:t xml:space="preserve"> </w:t>
+      </w:r>
+      <w:r>
+        <w:t xml:space="preserve">the</w:t>
+      </w:r>
+      <w:r>
+        <w:t xml:space="preserve"> </w:t>
+      </w:r>
+      <w:r>
+        <w:t xml:space="preserve">total</w:t>
+      </w:r>
+      <w:r>
+        <w:t xml:space="preserve"> </w:t>
+      </w:r>
+      <w:r>
+        <w:t xml:space="preserve">amount</w:t>
+      </w:r>
+      <w:r>
+        <w:t xml:space="preserve"> </w:t>
+      </w:r>
+      <w:r>
+        <w:t xml:space="preserve">of</w:t>
+      </w:r>
+      <w:r>
+        <w:t xml:space="preserve"> </w:t>
+      </w:r>
+      <w:r>
+        <w:t xml:space="preserve">$18,654</w:t>
+      </w:r>
+      <w:r>
+        <w:t xml:space="preserve"> </w:t>
+      </w:r>
+      <w:r>
+        <w:t xml:space="preserve">under</w:t>
+      </w:r>
+      <w:r>
+        <w:t xml:space="preserve"> </w:t>
+      </w:r>
+      <w:r>
+        <w:t xml:space="preserve">section</w:t>
+      </w:r>
+      <w:r>
+        <w:t xml:space="preserve"> </w:t>
+      </w:r>
+      <w:r>
+        <w:t xml:space="preserve">550</w:t>
+      </w:r>
+      <w:r>
+        <w:t xml:space="preserve"> </w:t>
+      </w:r>
+      <w:r>
+        <w:t xml:space="preserve">of</w:t>
+      </w:r>
+      <w:r>
+        <w:t xml:space="preserve"> </w:t>
+      </w:r>
+      <w:r>
+        <w:t xml:space="preserve">the</w:t>
+      </w:r>
+      <w:r>
+        <w:t xml:space="preserve"> </w:t>
+      </w:r>
+      <w:r>
+        <w:t xml:space="preserve">Bankruptcy</w:t>
+      </w:r>
+      <w:r>
+        <w:t xml:space="preserve"> </w:t>
+      </w:r>
+      <w:r>
+        <w:t xml:space="preserve">Code,</w:t>
+      </w:r>
+      <w:r>
+        <w:t xml:space="preserve"> </w:t>
+      </w:r>
+      <w:r>
+        <w:t xml:space="preserve">thereby</w:t>
+      </w:r>
+      <w:r>
+        <w:t xml:space="preserve"> </w:t>
+      </w:r>
+      <w:r>
+        <w:t xml:space="preserve">avoiding</w:t>
+      </w:r>
+      <w:r>
+        <w:t xml:space="preserve"> </w:t>
+      </w:r>
+      <w:r>
+        <w:t xml:space="preserve">the</w:t>
+      </w:r>
+      <w:r>
+        <w:t xml:space="preserve"> </w:t>
+      </w:r>
+      <w:r>
+        <w:t xml:space="preserve">Transfers;</w:t>
+      </w:r>
+    </w:p>
+    <w:p>
+      <w:pPr>
+        <w:spacing w:before="0" w:after="0" w:line="552" w:lineRule="exact"/>
+        <w:ind w:left="1296" w:hanging="576"/>
+        <w:jc w:val="left"/>
       </w:pPr>
       <w:r>
         <w:t xml:space="preserve">(c)</w:t>
@@ -889,12 +2834,194 @@
         <w:tab/>
       </w:r>
       <w:r>
-        <w:t xml:space="preserve">On Count III, for disallowance of any claim filed by Defendant against any of the Debtors until Defendant returns the Transfers to Plaintiff pursuant to section 502 of the Bankruptcy Code;</w:t>
-      </w:r>
-    </w:p>
-    <w:p>
-      <w:pPr>
-        <w:pStyle w:val="Lettered"/>
+        <w:t xml:space="preserve">On</w:t>
+      </w:r>
+      <w:r>
+        <w:t xml:space="preserve"> </w:t>
+      </w:r>
+      <w:r>
+        <w:t xml:space="preserve">Count</w:t>
+      </w:r>
+      <w:r>
+        <w:t xml:space="preserve"> </w:t>
+      </w:r>
+      <w:r>
+        <w:t xml:space="preserve">III,</w:t>
+      </w:r>
+      <w:r>
+        <w:t xml:space="preserve"> </w:t>
+      </w:r>
+      <w:r>
+        <w:t xml:space="preserve">for</w:t>
+      </w:r>
+      <w:r>
+        <w:t xml:space="preserve"> </w:t>
+      </w:r>
+      <w:r>
+        <w:t xml:space="preserve">disallowance</w:t>
+      </w:r>
+      <w:r>
+        <w:t xml:space="preserve"> </w:t>
+      </w:r>
+      <w:r>
+        <w:t xml:space="preserve">of</w:t>
+      </w:r>
+      <w:r>
+        <w:t xml:space="preserve"> </w:t>
+      </w:r>
+      <w:r>
+        <w:t xml:space="preserve">any</w:t>
+      </w:r>
+      <w:r>
+        <w:t xml:space="preserve"> </w:t>
+      </w:r>
+      <w:r>
+        <w:t xml:space="preserve">claim</w:t>
+      </w:r>
+      <w:r>
+        <w:t xml:space="preserve"> </w:t>
+      </w:r>
+      <w:r>
+        <w:t xml:space="preserve">filed</w:t>
+      </w:r>
+      <w:r>
+        <w:t xml:space="preserve"> </w:t>
+      </w:r>
+      <w:r>
+        <w:t xml:space="preserve">by</w:t>
+      </w:r>
+      <w:r>
+        <w:t xml:space="preserve"> </w:t>
+      </w:r>
+      <w:r>
+        <w:t xml:space="preserve">Defendant</w:t>
+      </w:r>
+      <w:r>
+        <w:t xml:space="preserve"> </w:t>
+      </w:r>
+      <w:r>
+        <w:t xml:space="preserve">against</w:t>
+      </w:r>
+      <w:r>
+        <w:t xml:space="preserve"> </w:t>
+      </w:r>
+      <w:r>
+        <w:t xml:space="preserve">any</w:t>
+      </w:r>
+      <w:r>
+        <w:t xml:space="preserve"> </w:t>
+      </w:r>
+      <w:r>
+        <w:t xml:space="preserve">of</w:t>
+      </w:r>
+      <w:r>
+        <w:t xml:space="preserve"> </w:t>
+      </w:r>
+      <w:r>
+        <w:t xml:space="preserve">the</w:t>
+      </w:r>
+      <w:r>
+        <w:t xml:space="preserve"> </w:t>
+      </w:r>
+      <w:r>
+        <w:t xml:space="preserve">Debtors</w:t>
+      </w:r>
+      <w:r>
+        <w:t xml:space="preserve"> </w:t>
+      </w:r>
+      <w:r>
+        <w:t xml:space="preserve">until</w:t>
+      </w:r>
+      <w:r>
+        <w:t xml:space="preserve"> </w:t>
+      </w:r>
+      <w:r>
+        <w:t xml:space="preserve">Defendant</w:t>
+      </w:r>
+      <w:r>
+        <w:t xml:space="preserve"> </w:t>
+      </w:r>
+      <w:r>
+        <w:t xml:space="preserve">returns</w:t>
+      </w:r>
+      <w:r>
+        <w:t xml:space="preserve"> </w:t>
+      </w:r>
+      <w:r>
+        <w:t xml:space="preserve">the</w:t>
+      </w:r>
+      <w:r>
+        <w:t xml:space="preserve"> </w:t>
+      </w:r>
+      <w:r>
+        <w:t xml:space="preserve">Transfers</w:t>
+      </w:r>
+      <w:r>
+        <w:t xml:space="preserve"> </w:t>
+      </w:r>
+      <w:r>
+        <w:t xml:space="preserve">to</w:t>
+      </w:r>
+      <w:r>
+        <w:t xml:space="preserve"> </w:t>
+      </w:r>
+      <w:r>
+        <w:t xml:space="preserve">Plaintiff</w:t>
+      </w:r>
+      <w:r>
+        <w:t xml:space="preserve"> </w:t>
+      </w:r>
+      <w:r>
+        <w:t xml:space="preserve">pursuant</w:t>
+      </w:r>
+      <w:r>
+        <w:t xml:space="preserve"> </w:t>
+      </w:r>
+      <w:r>
+        <w:t xml:space="preserve">to</w:t>
+      </w:r>
+      <w:r>
+        <w:t xml:space="preserve"> </w:t>
+      </w:r>
+      <w:r>
+        <w:t xml:space="preserve">section</w:t>
+      </w:r>
+      <w:r>
+        <w:t xml:space="preserve"> </w:t>
+      </w:r>
+      <w:r>
+        <w:t xml:space="preserve">502</w:t>
+      </w:r>
+      <w:r>
+        <w:t xml:space="preserve"> </w:t>
+      </w:r>
+      <w:r>
+        <w:t xml:space="preserve">of</w:t>
+      </w:r>
+      <w:r>
+        <w:t xml:space="preserve"> </w:t>
+      </w:r>
+      <w:r>
+        <w:t xml:space="preserve">the</w:t>
+      </w:r>
+      <w:r>
+        <w:t xml:space="preserve"> </w:t>
+      </w:r>
+      <w:r>
+        <w:t xml:space="preserve">Bankruptcy</w:t>
+      </w:r>
+      <w:r>
+        <w:t xml:space="preserve"> </w:t>
+      </w:r>
+      <w:r>
+        <w:t xml:space="preserve">Code;</w:t>
+      </w:r>
+    </w:p>
+    <w:p>
+      <w:pPr>
+        <w:spacing w:before="0" w:after="0" w:line="552" w:lineRule="exact"/>
+        <w:ind w:left="1296" w:hanging="576"/>
+        <w:jc w:val="left"/>
       </w:pPr>
       <w:r>
         <w:t xml:space="preserve">(d)</w:t>
@@ -903,12 +3030,116 @@
         <w:tab/>
       </w:r>
       <w:r>
-        <w:t xml:space="preserve">Awarding costs of suit incurred herein, including, without limitation, attorneys’ fees to the extent allowed by applicable law;</w:t>
-      </w:r>
-    </w:p>
-    <w:p>
-      <w:pPr>
-        <w:pStyle w:val="Lettered"/>
+        <w:t xml:space="preserve">Awarding</w:t>
+      </w:r>
+      <w:r>
+        <w:t xml:space="preserve"> </w:t>
+      </w:r>
+      <w:r>
+        <w:t xml:space="preserve">costs</w:t>
+      </w:r>
+      <w:r>
+        <w:t xml:space="preserve"> </w:t>
+      </w:r>
+      <w:r>
+        <w:t xml:space="preserve">of</w:t>
+      </w:r>
+      <w:r>
+        <w:t xml:space="preserve"> </w:t>
+      </w:r>
+      <w:r>
+        <w:t xml:space="preserve">suit</w:t>
+      </w:r>
+      <w:r>
+        <w:t xml:space="preserve"> </w:t>
+      </w:r>
+      <w:r>
+        <w:t xml:space="preserve">incurred</w:t>
+      </w:r>
+      <w:r>
+        <w:t xml:space="preserve"> </w:t>
+      </w:r>
+      <w:r>
+        <w:t xml:space="preserve">herein,</w:t>
+      </w:r>
+      <w:r>
+        <w:t xml:space="preserve"> </w:t>
+      </w:r>
+      <w:r>
+        <w:t xml:space="preserve">including,</w:t>
+      </w:r>
+      <w:r>
+        <w:t xml:space="preserve"> </w:t>
+      </w:r>
+      <w:r>
+        <w:t xml:space="preserve">without</w:t>
+      </w:r>
+      <w:r>
+        <w:t xml:space="preserve"> </w:t>
+      </w:r>
+      <w:r>
+        <w:t xml:space="preserve">limitation,</w:t>
+      </w:r>
+      <w:r>
+        <w:t xml:space="preserve"> </w:t>
+      </w:r>
+      <w:r>
+        <w:t xml:space="preserve">attorneys’</w:t>
+      </w:r>
+      <w:r>
+        <w:t xml:space="preserve"> </w:t>
+      </w:r>
+      <w:r>
+        <w:t xml:space="preserve">fees</w:t>
+      </w:r>
+      <w:r>
+        <w:t xml:space="preserve"> </w:t>
+      </w:r>
+      <w:r>
+        <w:t xml:space="preserve">to</w:t>
+      </w:r>
+      <w:r>
+        <w:t xml:space="preserve"> </w:t>
+      </w:r>
+      <w:r>
+        <w:t xml:space="preserve">the</w:t>
+      </w:r>
+      <w:r>
+        <w:t xml:space="preserve"> </w:t>
+      </w:r>
+      <w:r>
+        <w:t xml:space="preserve">extent</w:t>
+      </w:r>
+      <w:r>
+        <w:t xml:space="preserve"> </w:t>
+      </w:r>
+      <w:r>
+        <w:t xml:space="preserve">allowed</w:t>
+      </w:r>
+      <w:r>
+        <w:t xml:space="preserve"> </w:t>
+      </w:r>
+      <w:r>
+        <w:t xml:space="preserve">by</w:t>
+      </w:r>
+      <w:r>
+        <w:t xml:space="preserve"> </w:t>
+      </w:r>
+      <w:r>
+        <w:t xml:space="preserve">applicable</w:t>
+      </w:r>
+      <w:r>
+        <w:t xml:space="preserve"> </w:t>
+      </w:r>
+      <w:r>
+        <w:t xml:space="preserve">law;</w:t>
+      </w:r>
+    </w:p>
+    <w:p>
+      <w:pPr>
+        <w:spacing w:before="0" w:after="0" w:line="552" w:lineRule="exact"/>
+        <w:ind w:left="1296" w:hanging="576"/>
+        <w:jc w:val="left"/>
       </w:pPr>
       <w:r>
         <w:t xml:space="preserve">(e)</w:t>
@@ -917,12 +3148,116 @@
         <w:tab/>
       </w:r>
       <w:r>
-        <w:t xml:space="preserve">Awarding pre and post-judgment interest on the judgment amount to the fullest extent allowed by applicable law; and</w:t>
-      </w:r>
-    </w:p>
-    <w:p>
-      <w:pPr>
-        <w:pStyle w:val="Lettered"/>
+        <w:t xml:space="preserve">Awarding</w:t>
+      </w:r>
+      <w:r>
+        <w:t xml:space="preserve"> </w:t>
+      </w:r>
+      <w:r>
+        <w:t xml:space="preserve">pre</w:t>
+      </w:r>
+      <w:r>
+        <w:t xml:space="preserve"> </w:t>
+      </w:r>
+      <w:r>
+        <w:t xml:space="preserve">and</w:t>
+      </w:r>
+      <w:r>
+        <w:t xml:space="preserve"> </w:t>
+      </w:r>
+      <w:r>
+        <w:t xml:space="preserve">post-judgment</w:t>
+      </w:r>
+      <w:r>
+        <w:t xml:space="preserve"> </w:t>
+      </w:r>
+      <w:r>
+        <w:t xml:space="preserve">interest</w:t>
+      </w:r>
+      <w:r>
+        <w:t xml:space="preserve"> </w:t>
+      </w:r>
+      <w:r>
+        <w:t xml:space="preserve">on</w:t>
+      </w:r>
+      <w:r>
+        <w:t xml:space="preserve"> </w:t>
+      </w:r>
+      <w:r>
+        <w:t xml:space="preserve">the</w:t>
+      </w:r>
+      <w:r>
+        <w:t xml:space="preserve"> </w:t>
+      </w:r>
+      <w:r>
+        <w:t xml:space="preserve">judgment</w:t>
+      </w:r>
+      <w:r>
+        <w:t xml:space="preserve"> </w:t>
+      </w:r>
+      <w:r>
+        <w:t xml:space="preserve">amount</w:t>
+      </w:r>
+      <w:r>
+        <w:t xml:space="preserve"> </w:t>
+      </w:r>
+      <w:r>
+        <w:t xml:space="preserve">to</w:t>
+      </w:r>
+      <w:r>
+        <w:t xml:space="preserve"> </w:t>
+      </w:r>
+      <w:r>
+        <w:t xml:space="preserve">the</w:t>
+      </w:r>
+      <w:r>
+        <w:t xml:space="preserve"> </w:t>
+      </w:r>
+      <w:r>
+        <w:t xml:space="preserve">fullest</w:t>
+      </w:r>
+      <w:r>
+        <w:t xml:space="preserve"> </w:t>
+      </w:r>
+      <w:r>
+        <w:t xml:space="preserve">extent</w:t>
+      </w:r>
+      <w:r>
+        <w:t xml:space="preserve"> </w:t>
+      </w:r>
+      <w:r>
+        <w:t xml:space="preserve">allowed</w:t>
+      </w:r>
+      <w:r>
+        <w:t xml:space="preserve"> </w:t>
+      </w:r>
+      <w:r>
+        <w:t xml:space="preserve">by</w:t>
+      </w:r>
+      <w:r>
+        <w:t xml:space="preserve"> </w:t>
+      </w:r>
+      <w:r>
+        <w:t xml:space="preserve">applicable</w:t>
+      </w:r>
+      <w:r>
+        <w:t xml:space="preserve"> </w:t>
+      </w:r>
+      <w:r>
+        <w:t xml:space="preserve">law;</w:t>
+      </w:r>
+      <w:r>
+        <w:t xml:space="preserve"> </w:t>
+      </w:r>
+      <w:r>
+        <w:t xml:space="preserve">and</w:t>
+      </w:r>
+    </w:p>
+    <w:p>
+      <w:pPr>
+        <w:spacing w:before="0" w:after="552" w:line="552" w:lineRule="exact"/>
+        <w:ind w:left="1296" w:hanging="576"/>
+        <w:jc w:val="left"/>
       </w:pPr>
       <w:r>
         <w:t xml:space="preserve">(f)</w:t>
@@ -931,15 +3266,104 @@
         <w:tab/>
       </w:r>
       <w:r>
-        <w:t xml:space="preserve">Granting Plaintiff such other and further relief as the Court may deem just and proper.</w:t>
+        <w:t xml:space="preserve">Granting</w:t>
+      </w:r>
+      <w:r>
+        <w:t xml:space="preserve"> </w:t>
+      </w:r>
+      <w:r>
+        <w:t xml:space="preserve">Plaintiff</w:t>
+      </w:r>
+      <w:r>
+        <w:t xml:space="preserve"> </w:t>
+      </w:r>
+      <w:r>
+        <w:t xml:space="preserve">such</w:t>
+      </w:r>
+      <w:r>
+        <w:t xml:space="preserve"> </w:t>
+      </w:r>
+      <w:r>
+        <w:t xml:space="preserve">other</w:t>
+      </w:r>
+      <w:r>
+        <w:t xml:space="preserve"> </w:t>
+      </w:r>
+      <w:r>
+        <w:t xml:space="preserve">and</w:t>
+      </w:r>
+      <w:r>
+        <w:t xml:space="preserve"> </w:t>
+      </w:r>
+      <w:r>
+        <w:t xml:space="preserve">further</w:t>
+      </w:r>
+      <w:r>
+        <w:t xml:space="preserve"> </w:t>
+      </w:r>
+      <w:r>
+        <w:t xml:space="preserve">relief</w:t>
+      </w:r>
+      <w:r>
+        <w:t xml:space="preserve"> </w:t>
+      </w:r>
+      <w:r>
+        <w:t xml:space="preserve">as</w:t>
+      </w:r>
+      <w:r>
+        <w:t xml:space="preserve"> </w:t>
+      </w:r>
+      <w:r>
+        <w:t xml:space="preserve">the</w:t>
+      </w:r>
+      <w:r>
+        <w:t xml:space="preserve"> </w:t>
+      </w:r>
+      <w:r>
+        <w:t xml:space="preserve">Court</w:t>
+      </w:r>
+      <w:r>
+        <w:t xml:space="preserve"> </w:t>
+      </w:r>
+      <w:r>
+        <w:t xml:space="preserve">may</w:t>
+      </w:r>
+      <w:r>
+        <w:t xml:space="preserve"> </w:t>
+      </w:r>
+      <w:r>
+        <w:t xml:space="preserve">deem</w:t>
+      </w:r>
+      <w:r>
+        <w:t xml:space="preserve"> </w:t>
+      </w:r>
+      <w:r>
+        <w:t xml:space="preserve">just</w:t>
+      </w:r>
+      <w:r>
+        <w:t xml:space="preserve"> </w:t>
+      </w:r>
+      <w:r>
+        <w:t xml:space="preserve">and</w:t>
+      </w:r>
+      <w:r>
+        <w:t xml:space="preserve"> </w:t>
+      </w:r>
+      <w:r>
+        <w:t xml:space="preserve">proper.</w:t>
       </w:r>
     </w:p>
     <w:tbl>
       <w:tblPr>
-        <w:tblStyle w:val="Table"/>
-        <w:tblW w:type="dxa" w:w="9360"/>
+        <w:tblW w:w="9360" w:type="dxa"/>
         <w:tblLayout w:type="fixed"/>
-        <w:tblLook w:firstRow="0" w:lastRow="0" w:firstColumn="0" w:lastColumn="0" w:noHBand="0" w:noVBand="0" w:val="0000"/>
+        <w:tblCellMar>
+          <w:top w:w="0" w:type="dxa"/>
+          <w:left w:w="0" w:type="dxa"/>
+          <w:bottom w:w="0" w:type="dxa"/>
+          <w:right w:w="0" w:type="dxa"/>
+        </w:tblCellMar>
+        <w:tblLook w:val="0000" w:firstRow="0" w:lastRow="0" w:firstColumn="0" w:lastColumn="0" w:noHBand="0" w:noVBand="0"/>
       </w:tblPr>
       <w:tblGrid>
         <w:gridCol w:w="4896"/>
@@ -947,30 +3371,60 @@
         <w:gridCol w:w="4104"/>
       </w:tblGrid>
       <w:tr>
+        <w:trPr>
+          <w:cantSplit/>
+        </w:trPr>
         <w:tc>
-          <w:tcPr/>
-          <w:p>
-            <w:pPr>
-              <w:pStyle w:val="SingleKeep"/>
-            </w:pPr>
-            <w:r>
-              <w:t xml:space="preserve">Dated: September 19, 2018</w:t>
+          <w:tcPr>
+            <w:tcW w:w="4896" w:type="dxa"/>
+          </w:tcPr>
+          <w:p>
+            <w:pPr>
+              <w:spacing w:before="0" w:after="0" w:line="276" w:lineRule="exact"/>
+              <w:ind w:left="0" w:firstLine="0"/>
+              <w:jc w:val="left"/>
+            </w:pPr>
+            <w:r>
+              <w:t xml:space="preserve">Dated: </w:t>
+            </w:r>
+            <w:r>
+              <w:t xml:space="preserve">September</w:t>
+            </w:r>
+            <w:r>
+              <w:t xml:space="preserve"> </w:t>
+            </w:r>
+            <w:r>
+              <w:t xml:space="preserve">19,</w:t>
+            </w:r>
+            <w:r>
+              <w:t xml:space="preserve"> </w:t>
+            </w:r>
+            <w:r>
+              <w:t xml:space="preserve">2018</w:t>
             </w:r>
           </w:p>
         </w:tc>
         <w:tc>
-          <w:tcPr/>
-          <w:p>
-            <w:pPr>
-              <w:pStyle w:val="Compact"/>
+          <w:tcPr>
+            <w:tcW w:w="360" w:type="dxa"/>
+          </w:tcPr>
+          <w:p>
+            <w:pPr>
+              <w:spacing w:before="0" w:after="0" w:line="276" w:lineRule="exact"/>
+              <w:ind w:left="0" w:firstLine="0"/>
+              <w:jc w:val="left"/>
             </w:pPr>
           </w:p>
         </w:tc>
         <w:tc>
-          <w:tcPr/>
-          <w:p>
-            <w:pPr>
-              <w:pStyle w:val="SingleKeep"/>
+          <w:tcPr>
+            <w:tcW w:w="4104" w:type="dxa"/>
+          </w:tcPr>
+          <w:p>
+            <w:pPr>
+              <w:spacing w:before="0" w:after="0" w:line="276" w:lineRule="exact"/>
+              <w:ind w:left="0" w:firstLine="0"/>
+              <w:jc w:val="left"/>
             </w:pPr>
             <w:r>
               <w:t xml:space="preserve">Respectfully submitted,</w:t>
@@ -978,79 +3432,263 @@
           </w:p>
           <w:p>
             <w:pPr>
-              <w:pStyle w:val="SingleKeep"/>
-            </w:pPr>
-            <w:r>
-              <w:t xml:space="preserve">/s/ Douglas L. Lutz</w:t>
-            </w:r>
-          </w:p>
-          <w:p>
-            <w:pPr>
-              <w:pStyle w:val="SingleKeep"/>
-            </w:pPr>
-            <w:r>
-              <w:t xml:space="preserve">Douglas L. Lutz, Esq. (admitted pro hac vice)</w:t>
-            </w:r>
-          </w:p>
-          <w:p>
-            <w:pPr>
-              <w:pStyle w:val="SingleKeep"/>
-            </w:pPr>
-            <w:r>
-              <w:t xml:space="preserve">Ohio Bar No. 0064761</w:t>
-            </w:r>
-          </w:p>
-          <w:p>
-            <w:pPr>
-              <w:pStyle w:val="SingleKeep"/>
-            </w:pPr>
-            <w:r>
-              <w:t xml:space="preserve">FROST BROWN TODD LLC</w:t>
-            </w:r>
-          </w:p>
-          <w:p>
-            <w:pPr>
-              <w:pStyle w:val="SingleKeep"/>
-            </w:pPr>
-            <w:r>
-              <w:t xml:space="preserve">3300 Great American Tower</w:t>
-            </w:r>
-          </w:p>
-          <w:p>
-            <w:pPr>
-              <w:pStyle w:val="SingleKeep"/>
-            </w:pPr>
-            <w:r>
-              <w:t xml:space="preserve">301 East Fourth Street</w:t>
-            </w:r>
-          </w:p>
-          <w:p>
-            <w:pPr>
-              <w:pStyle w:val="SingleKeep"/>
-            </w:pPr>
-            <w:r>
-              <w:t xml:space="preserve">Cincinnati, Ohio 45202</w:t>
-            </w:r>
-          </w:p>
-          <w:p>
-            <w:pPr>
-              <w:pStyle w:val="SingleKeep"/>
-            </w:pPr>
-            <w:r>
-              <w:t xml:space="preserve">513-651-6800 Telephone</w:t>
-            </w:r>
-          </w:p>
-          <w:p>
-            <w:pPr>
-              <w:pStyle w:val="SingleKeep"/>
-            </w:pPr>
-            <w:r>
-              <w:t xml:space="preserve">513-651-6981 Facsimile</w:t>
-            </w:r>
-          </w:p>
-          <w:p>
-            <w:pPr>
-              <w:pStyle w:val="SingleKeep"/>
+              <w:spacing w:before="276" w:after="0" w:line="276" w:lineRule="exact"/>
+              <w:ind w:left="0" w:firstLine="0"/>
+              <w:jc w:val="left"/>
+            </w:pPr>
+            <w:r>
+              <w:t xml:space="preserve">/​s/</w:t>
+            </w:r>
+            <w:r>
+              <w:t xml:space="preserve"> </w:t>
+            </w:r>
+            <w:r>
+              <w:t xml:space="preserve">Douglas</w:t>
+            </w:r>
+            <w:r>
+              <w:t xml:space="preserve"> </w:t>
+            </w:r>
+            <w:r>
+              <w:t xml:space="preserve">L.</w:t>
+            </w:r>
+            <w:r>
+              <w:t xml:space="preserve"> </w:t>
+            </w:r>
+            <w:r>
+              <w:t xml:space="preserve">Lutz</w:t>
+            </w:r>
+          </w:p>
+          <w:p>
+            <w:pPr>
+              <w:spacing w:before="0" w:after="0" w:line="276" w:lineRule="exact"/>
+              <w:ind w:left="0" w:firstLine="0"/>
+              <w:jc w:val="left"/>
+            </w:pPr>
+            <w:r>
+              <w:t xml:space="preserve">Douglas</w:t>
+            </w:r>
+            <w:r>
+              <w:t xml:space="preserve"> </w:t>
+            </w:r>
+            <w:r>
+              <w:t xml:space="preserve">L.</w:t>
+            </w:r>
+            <w:r>
+              <w:t xml:space="preserve"> </w:t>
+            </w:r>
+            <w:r>
+              <w:t xml:space="preserve">Lutz,</w:t>
+            </w:r>
+            <w:r>
+              <w:t xml:space="preserve"> </w:t>
+            </w:r>
+            <w:r>
+              <w:t xml:space="preserve">Esq.</w:t>
+            </w:r>
+            <w:r>
+              <w:t xml:space="preserve"> </w:t>
+            </w:r>
+            <w:r>
+              <w:t xml:space="preserve">(admitted</w:t>
+            </w:r>
+            <w:r>
+              <w:t xml:space="preserve"> </w:t>
+            </w:r>
+            <w:r>
+              <w:t xml:space="preserve">pro</w:t>
+            </w:r>
+            <w:r>
+              <w:t xml:space="preserve"> </w:t>
+            </w:r>
+            <w:r>
+              <w:t xml:space="preserve">hac</w:t>
+            </w:r>
+            <w:r>
+              <w:t xml:space="preserve"> </w:t>
+            </w:r>
+            <w:r>
+              <w:t xml:space="preserve">vice)</w:t>
+            </w:r>
+          </w:p>
+          <w:p>
+            <w:pPr>
+              <w:spacing w:before="0" w:after="0" w:line="276" w:lineRule="exact"/>
+              <w:ind w:left="0" w:firstLine="0"/>
+              <w:jc w:val="left"/>
+            </w:pPr>
+            <w:r>
+              <w:t xml:space="preserve">Ohio</w:t>
+            </w:r>
+            <w:r>
+              <w:t xml:space="preserve"> </w:t>
+            </w:r>
+            <w:r>
+              <w:t xml:space="preserve">Bar</w:t>
+            </w:r>
+            <w:r>
+              <w:t xml:space="preserve"> </w:t>
+            </w:r>
+            <w:r>
+              <w:t xml:space="preserve">No.</w:t>
+            </w:r>
+            <w:r>
+              <w:t xml:space="preserve"> </w:t>
+            </w:r>
+            <w:r>
+              <w:t xml:space="preserve">0064761</w:t>
+            </w:r>
+          </w:p>
+          <w:p>
+            <w:pPr>
+              <w:spacing w:before="0" w:after="0" w:line="276" w:lineRule="exact"/>
+              <w:ind w:left="0" w:firstLine="0"/>
+              <w:jc w:val="left"/>
+            </w:pPr>
+            <w:r>
+              <w:t xml:space="preserve">FROST</w:t>
+            </w:r>
+            <w:r>
+              <w:t xml:space="preserve"> </w:t>
+            </w:r>
+            <w:r>
+              <w:t xml:space="preserve">BROWN</w:t>
+            </w:r>
+            <w:r>
+              <w:t xml:space="preserve"> </w:t>
+            </w:r>
+            <w:r>
+              <w:t xml:space="preserve">TODD</w:t>
+            </w:r>
+            <w:r>
+              <w:t xml:space="preserve"> </w:t>
+            </w:r>
+            <w:r>
+              <w:t xml:space="preserve">LLC</w:t>
+            </w:r>
+          </w:p>
+          <w:p>
+            <w:pPr>
+              <w:spacing w:before="0" w:after="0" w:line="276" w:lineRule="exact"/>
+              <w:ind w:left="0" w:firstLine="0"/>
+              <w:jc w:val="left"/>
+            </w:pPr>
+            <w:r>
+              <w:t xml:space="preserve">3300</w:t>
+            </w:r>
+            <w:r>
+              <w:t xml:space="preserve"> </w:t>
+            </w:r>
+            <w:r>
+              <w:t xml:space="preserve">Great</w:t>
+            </w:r>
+            <w:r>
+              <w:t xml:space="preserve"> </w:t>
+            </w:r>
+            <w:r>
+              <w:t xml:space="preserve">American</w:t>
+            </w:r>
+            <w:r>
+              <w:t xml:space="preserve"> </w:t>
+            </w:r>
+            <w:r>
+              <w:t xml:space="preserve">Tower</w:t>
+            </w:r>
+          </w:p>
+          <w:p>
+            <w:pPr>
+              <w:spacing w:before="0" w:after="0" w:line="276" w:lineRule="exact"/>
+              <w:ind w:left="0" w:firstLine="0"/>
+              <w:jc w:val="left"/>
+            </w:pPr>
+            <w:r>
+              <w:t xml:space="preserve">301</w:t>
+            </w:r>
+            <w:r>
+              <w:t xml:space="preserve"> </w:t>
+            </w:r>
+            <w:r>
+              <w:t xml:space="preserve">East</w:t>
+            </w:r>
+            <w:r>
+              <w:t xml:space="preserve"> </w:t>
+            </w:r>
+            <w:r>
+              <w:t xml:space="preserve">Fourth</w:t>
+            </w:r>
+            <w:r>
+              <w:t xml:space="preserve"> </w:t>
+            </w:r>
+            <w:r>
+              <w:t xml:space="preserve">Street</w:t>
+            </w:r>
+          </w:p>
+          <w:p>
+            <w:pPr>
+              <w:spacing w:before="0" w:after="0" w:line="276" w:lineRule="exact"/>
+              <w:ind w:left="0" w:firstLine="0"/>
+              <w:jc w:val="left"/>
+            </w:pPr>
+            <w:r>
+              <w:t xml:space="preserve">Cincinnati,</w:t>
+            </w:r>
+            <w:r>
+              <w:t xml:space="preserve"> </w:t>
+            </w:r>
+            <w:r>
+              <w:t xml:space="preserve">Ohio</w:t>
+            </w:r>
+            <w:r>
+              <w:t xml:space="preserve"> </w:t>
+            </w:r>
+            <w:r>
+              <w:t xml:space="preserve">45202</w:t>
+            </w:r>
+          </w:p>
+          <w:p>
+            <w:pPr>
+              <w:spacing w:before="0" w:after="0" w:line="276" w:lineRule="exact"/>
+              <w:ind w:left="0" w:firstLine="0"/>
+              <w:jc w:val="left"/>
+            </w:pPr>
+            <w:r>
+              <w:t xml:space="preserve">513</w:t>
+              <w:noBreakHyphen/>
+              <w:t xml:space="preserve">651</w:t>
+              <w:noBreakHyphen/>
+              <w:t xml:space="preserve">6800</w:t>
+            </w:r>
+            <w:r>
+              <w:t xml:space="preserve"> </w:t>
+            </w:r>
+            <w:r>
+              <w:t xml:space="preserve">Telephone</w:t>
+            </w:r>
+          </w:p>
+          <w:p>
+            <w:pPr>
+              <w:spacing w:before="0" w:after="0" w:line="276" w:lineRule="exact"/>
+              <w:ind w:left="0" w:firstLine="0"/>
+              <w:jc w:val="left"/>
+            </w:pPr>
+            <w:r>
+              <w:t xml:space="preserve">513</w:t>
+              <w:noBreakHyphen/>
+              <w:t xml:space="preserve">651</w:t>
+              <w:noBreakHyphen/>
+              <w:t xml:space="preserve">6981</w:t>
+            </w:r>
+            <w:r>
+              <w:t xml:space="preserve"> </w:t>
+            </w:r>
+            <w:r>
+              <w:t xml:space="preserve">Facsimile</w:t>
+            </w:r>
+          </w:p>
+          <w:p>
+            <w:pPr>
+              <w:spacing w:before="0" w:after="0" w:line="276" w:lineRule="exact"/>
+              <w:ind w:left="0" w:firstLine="0"/>
+              <w:jc w:val="left"/>
             </w:pPr>
             <w:r>
               <w:t xml:space="preserve">dlutz@fbtlaw.com</w:t>
@@ -1058,55 +3696,169 @@
           </w:p>
           <w:p>
             <w:pPr>
-              <w:pStyle w:val="SingleKeep"/>
-            </w:pPr>
-            <w:r>
-              <w:t xml:space="preserve">Olivia K. Snider, Esq.</w:t>
-            </w:r>
-          </w:p>
-          <w:p>
-            <w:pPr>
-              <w:pStyle w:val="SingleKeep"/>
-            </w:pPr>
-            <w:r>
-              <w:t xml:space="preserve">FROST BROWN TODD LLC</w:t>
-            </w:r>
-          </w:p>
-          <w:p>
-            <w:pPr>
-              <w:pStyle w:val="SingleKeep"/>
-            </w:pPr>
-            <w:r>
-              <w:t xml:space="preserve">400 W. Market Street 32nd Floor</w:t>
-            </w:r>
-          </w:p>
-          <w:p>
-            <w:pPr>
-              <w:pStyle w:val="SingleKeep"/>
-            </w:pPr>
-            <w:r>
-              <w:t xml:space="preserve">Louisville, KY 40202-3363</w:t>
-            </w:r>
-          </w:p>
-          <w:p>
-            <w:pPr>
-              <w:pStyle w:val="SingleKeep"/>
-            </w:pPr>
-            <w:r>
-              <w:t xml:space="preserve">502-589-5400 Telephone</w:t>
-            </w:r>
-          </w:p>
-          <w:p>
-            <w:pPr>
-              <w:pStyle w:val="SingleKeep"/>
-            </w:pPr>
-            <w:r>
-              <w:t xml:space="preserve">502-581-1087 Facsimile</w:t>
-            </w:r>
-          </w:p>
-          <w:p>
-            <w:pPr>
-              <w:pStyle w:val="SingleKeep"/>
+              <w:spacing w:before="276" w:after="0" w:line="276" w:lineRule="exact"/>
+              <w:ind w:left="0" w:firstLine="0"/>
+              <w:jc w:val="left"/>
+            </w:pPr>
+            <w:r>
+              <w:t xml:space="preserve">Olivia</w:t>
+            </w:r>
+            <w:r>
+              <w:t xml:space="preserve"> </w:t>
+            </w:r>
+            <w:r>
+              <w:t xml:space="preserve">K.</w:t>
+            </w:r>
+            <w:r>
+              <w:t xml:space="preserve"> </w:t>
+            </w:r>
+            <w:r>
+              <w:t xml:space="preserve">Snider,</w:t>
+            </w:r>
+            <w:r>
+              <w:t xml:space="preserve"> </w:t>
+            </w:r>
+            <w:r>
+              <w:t xml:space="preserve">Esq.</w:t>
+            </w:r>
+          </w:p>
+          <w:p>
+            <w:pPr>
+              <w:spacing w:before="0" w:after="0" w:line="276" w:lineRule="exact"/>
+              <w:ind w:left="0" w:firstLine="0"/>
+              <w:jc w:val="left"/>
+            </w:pPr>
+            <w:r>
+              <w:t xml:space="preserve">FROST</w:t>
+            </w:r>
+            <w:r>
+              <w:t xml:space="preserve"> </w:t>
+            </w:r>
+            <w:r>
+              <w:t xml:space="preserve">BROWN</w:t>
+            </w:r>
+            <w:r>
+              <w:t xml:space="preserve"> </w:t>
+            </w:r>
+            <w:r>
+              <w:t xml:space="preserve">TODD</w:t>
+            </w:r>
+            <w:r>
+              <w:t xml:space="preserve"> </w:t>
+            </w:r>
+            <w:r>
+              <w:t xml:space="preserve">LLC</w:t>
+            </w:r>
+          </w:p>
+          <w:p>
+            <w:pPr>
+              <w:spacing w:before="0" w:after="0" w:line="276" w:lineRule="exact"/>
+              <w:ind w:left="0" w:firstLine="0"/>
+              <w:jc w:val="left"/>
+            </w:pPr>
+            <w:r>
+              <w:t xml:space="preserve">400</w:t>
+            </w:r>
+            <w:r>
+              <w:t xml:space="preserve"> </w:t>
+            </w:r>
+            <w:r>
+              <w:t xml:space="preserve">W.</w:t>
+            </w:r>
+            <w:r>
+              <w:t xml:space="preserve"> </w:t>
+            </w:r>
+            <w:r>
+              <w:t xml:space="preserve">Market</w:t>
+            </w:r>
+            <w:r>
+              <w:t xml:space="preserve"> </w:t>
+            </w:r>
+            <w:r>
+              <w:t xml:space="preserve">Street</w:t>
+            </w:r>
+            <w:r>
+              <w:t xml:space="preserve"> </w:t>
+            </w:r>
+            <w:r>
+              <w:t xml:space="preserve">32nd</w:t>
+            </w:r>
+            <w:r>
+              <w:t xml:space="preserve"> </w:t>
+            </w:r>
+            <w:r>
+              <w:t xml:space="preserve">Floor</w:t>
+            </w:r>
+          </w:p>
+          <w:p>
+            <w:pPr>
+              <w:spacing w:before="0" w:after="0" w:line="276" w:lineRule="exact"/>
+              <w:ind w:left="0" w:firstLine="0"/>
+              <w:jc w:val="left"/>
+            </w:pPr>
+            <w:r>
+              <w:t xml:space="preserve">Louisville,</w:t>
+            </w:r>
+            <w:r>
+              <w:t xml:space="preserve"> </w:t>
+            </w:r>
+            <w:r>
+              <w:t xml:space="preserve">KY</w:t>
+            </w:r>
+            <w:r>
+              <w:t xml:space="preserve"> </w:t>
+            </w:r>
+            <w:r>
+              <w:t xml:space="preserve">40202</w:t>
+              <w:noBreakHyphen/>
+              <w:t xml:space="preserve">3363</w:t>
+            </w:r>
+          </w:p>
+          <w:p>
+            <w:pPr>
+              <w:spacing w:before="0" w:after="0" w:line="276" w:lineRule="exact"/>
+              <w:ind w:left="0" w:firstLine="0"/>
+              <w:jc w:val="left"/>
+            </w:pPr>
+            <w:r>
+              <w:t xml:space="preserve">502</w:t>
+              <w:noBreakHyphen/>
+              <w:t xml:space="preserve">589</w:t>
+              <w:noBreakHyphen/>
+              <w:t xml:space="preserve">5400</w:t>
+            </w:r>
+            <w:r>
+              <w:t xml:space="preserve"> </w:t>
+            </w:r>
+            <w:r>
+              <w:t xml:space="preserve">Telephone</w:t>
+            </w:r>
+          </w:p>
+          <w:p>
+            <w:pPr>
+              <w:spacing w:before="0" w:after="0" w:line="276" w:lineRule="exact"/>
+              <w:ind w:left="0" w:firstLine="0"/>
+              <w:jc w:val="left"/>
+            </w:pPr>
+            <w:r>
+              <w:t xml:space="preserve">502</w:t>
+              <w:noBreakHyphen/>
+              <w:t xml:space="preserve">581</w:t>
+              <w:noBreakHyphen/>
+              <w:t xml:space="preserve">1087</w:t>
+            </w:r>
+            <w:r>
+              <w:t xml:space="preserve"> </w:t>
+            </w:r>
+            <w:r>
+              <w:t xml:space="preserve">Facsimile</w:t>
+            </w:r>
+          </w:p>
+          <w:p>
+            <w:pPr>
+              <w:spacing w:before="0" w:after="0" w:line="276" w:lineRule="exact"/>
+              <w:ind w:left="0" w:firstLine="0"/>
+              <w:jc w:val="left"/>
             </w:pPr>
             <w:r>
               <w:t xml:space="preserve">osnider@fbtlaw.com</w:t>
@@ -1114,7 +3866,9 @@
           </w:p>
           <w:p>
             <w:pPr>
-              <w:pStyle w:val="SingleKeep"/>
+              <w:spacing w:before="276" w:after="0" w:line="276" w:lineRule="exact"/>
+              <w:ind w:left="0" w:firstLine="0"/>
+              <w:jc w:val="left"/>
             </w:pPr>
             <w:r>
               <w:t xml:space="preserve">-and-</w:t>
@@ -1122,55 +3876,167 @@
           </w:p>
           <w:p>
             <w:pPr>
-              <w:pStyle w:val="SingleKeep"/>
-            </w:pPr>
-            <w:r>
-              <w:t xml:space="preserve">Brian J. Koenig, #23807</w:t>
-            </w:r>
-          </w:p>
-          <w:p>
-            <w:pPr>
-              <w:pStyle w:val="SingleKeep"/>
-            </w:pPr>
-            <w:r>
-              <w:t xml:space="preserve">KOLEY JESSEN P.C., L.L.O.</w:t>
-            </w:r>
-          </w:p>
-          <w:p>
-            <w:pPr>
-              <w:pStyle w:val="SingleKeep"/>
-            </w:pPr>
-            <w:r>
-              <w:t xml:space="preserve">1125 South 103rd Street, Suite 800</w:t>
-            </w:r>
-          </w:p>
-          <w:p>
-            <w:pPr>
-              <w:pStyle w:val="SingleKeep"/>
-            </w:pPr>
-            <w:r>
-              <w:t xml:space="preserve">Omaha, NE 68124</w:t>
-            </w:r>
-          </w:p>
-          <w:p>
-            <w:pPr>
-              <w:pStyle w:val="SingleKeep"/>
-            </w:pPr>
-            <w:r>
-              <w:t xml:space="preserve">402-390-9500 Telephone</w:t>
-            </w:r>
-          </w:p>
-          <w:p>
-            <w:pPr>
-              <w:pStyle w:val="SingleKeep"/>
-            </w:pPr>
-            <w:r>
-              <w:t xml:space="preserve">402-390-9005 Facsimile</w:t>
-            </w:r>
-          </w:p>
-          <w:p>
-            <w:pPr>
-              <w:pStyle w:val="SingleKeep"/>
+              <w:spacing w:before="276" w:after="0" w:line="276" w:lineRule="exact"/>
+              <w:ind w:left="0" w:firstLine="0"/>
+              <w:jc w:val="left"/>
+            </w:pPr>
+            <w:r>
+              <w:t xml:space="preserve">Brian</w:t>
+            </w:r>
+            <w:r>
+              <w:t xml:space="preserve"> </w:t>
+            </w:r>
+            <w:r>
+              <w:t xml:space="preserve">J.</w:t>
+            </w:r>
+            <w:r>
+              <w:t xml:space="preserve"> </w:t>
+            </w:r>
+            <w:r>
+              <w:t xml:space="preserve">Koenig,</w:t>
+            </w:r>
+            <w:r>
+              <w:t xml:space="preserve"> </w:t>
+            </w:r>
+            <w:r>
+              <w:t xml:space="preserve">#23807</w:t>
+            </w:r>
+          </w:p>
+          <w:p>
+            <w:pPr>
+              <w:spacing w:before="0" w:after="0" w:line="276" w:lineRule="exact"/>
+              <w:ind w:left="0" w:firstLine="0"/>
+              <w:jc w:val="left"/>
+            </w:pPr>
+            <w:r>
+              <w:t xml:space="preserve">KOLEY</w:t>
+            </w:r>
+            <w:r>
+              <w:t xml:space="preserve"> </w:t>
+            </w:r>
+            <w:r>
+              <w:t xml:space="preserve">JESSEN</w:t>
+            </w:r>
+            <w:r>
+              <w:t xml:space="preserve"> </w:t>
+            </w:r>
+            <w:r>
+              <w:t xml:space="preserve">P.C.,</w:t>
+            </w:r>
+            <w:r>
+              <w:t xml:space="preserve"> </w:t>
+            </w:r>
+            <w:r>
+              <w:t xml:space="preserve">L.L.O.</w:t>
+            </w:r>
+          </w:p>
+          <w:p>
+            <w:pPr>
+              <w:spacing w:before="0" w:after="0" w:line="276" w:lineRule="exact"/>
+              <w:ind w:left="0" w:firstLine="0"/>
+              <w:jc w:val="left"/>
+            </w:pPr>
+            <w:r>
+              <w:t xml:space="preserve">1125</w:t>
+            </w:r>
+            <w:r>
+              <w:t xml:space="preserve"> </w:t>
+            </w:r>
+            <w:r>
+              <w:t xml:space="preserve">South</w:t>
+            </w:r>
+            <w:r>
+              <w:t xml:space="preserve"> </w:t>
+            </w:r>
+            <w:r>
+              <w:t xml:space="preserve">103rd</w:t>
+            </w:r>
+            <w:r>
+              <w:t xml:space="preserve"> </w:t>
+            </w:r>
+            <w:r>
+              <w:t xml:space="preserve">Street,</w:t>
+            </w:r>
+            <w:r>
+              <w:t xml:space="preserve"> </w:t>
+            </w:r>
+            <w:r>
+              <w:t xml:space="preserve">Suite</w:t>
+            </w:r>
+            <w:r>
+              <w:t xml:space="preserve"> </w:t>
+            </w:r>
+            <w:r>
+              <w:t xml:space="preserve">800</w:t>
+            </w:r>
+          </w:p>
+          <w:p>
+            <w:pPr>
+              <w:spacing w:before="0" w:after="0" w:line="276" w:lineRule="exact"/>
+              <w:ind w:left="0" w:firstLine="0"/>
+              <w:jc w:val="left"/>
+            </w:pPr>
+            <w:r>
+              <w:t xml:space="preserve">Omaha,</w:t>
+            </w:r>
+            <w:r>
+              <w:t xml:space="preserve"> </w:t>
+            </w:r>
+            <w:r>
+              <w:t xml:space="preserve">NE</w:t>
+            </w:r>
+            <w:r>
+              <w:t xml:space="preserve"> </w:t>
+            </w:r>
+            <w:r>
+              <w:t xml:space="preserve">68124</w:t>
+            </w:r>
+          </w:p>
+          <w:p>
+            <w:pPr>
+              <w:spacing w:before="0" w:after="0" w:line="276" w:lineRule="exact"/>
+              <w:ind w:left="0" w:firstLine="0"/>
+              <w:jc w:val="left"/>
+            </w:pPr>
+            <w:r>
+              <w:t xml:space="preserve">402</w:t>
+              <w:noBreakHyphen/>
+              <w:t xml:space="preserve">390</w:t>
+              <w:noBreakHyphen/>
+              <w:t xml:space="preserve">9500</w:t>
+            </w:r>
+            <w:r>
+              <w:t xml:space="preserve"> </w:t>
+            </w:r>
+            <w:r>
+              <w:t xml:space="preserve">Telephone</w:t>
+            </w:r>
+          </w:p>
+          <w:p>
+            <w:pPr>
+              <w:spacing w:before="0" w:after="0" w:line="276" w:lineRule="exact"/>
+              <w:ind w:left="0" w:firstLine="0"/>
+              <w:jc w:val="left"/>
+            </w:pPr>
+            <w:r>
+              <w:t xml:space="preserve">402</w:t>
+              <w:noBreakHyphen/>
+              <w:t xml:space="preserve">390</w:t>
+              <w:noBreakHyphen/>
+              <w:t xml:space="preserve">9005</w:t>
+            </w:r>
+            <w:r>
+              <w:t xml:space="preserve"> </w:t>
+            </w:r>
+            <w:r>
+              <w:t xml:space="preserve">Facsimile</w:t>
+            </w:r>
+          </w:p>
+          <w:p>
+            <w:pPr>
+              <w:spacing w:before="0" w:after="0" w:line="276" w:lineRule="exact"/>
+              <w:ind w:left="0" w:firstLine="0"/>
+              <w:jc w:val="left"/>
             </w:pPr>
             <w:r>
               <w:t xml:space="preserve">Brian.Koenig@koleyjessen.com</w:t>
@@ -1178,27 +4044,221 @@
           </w:p>
           <w:p>
             <w:pPr>
-              <w:pStyle w:val="Single"/>
+              <w:spacing w:before="0" w:after="0" w:line="276" w:lineRule="exact"/>
+              <w:ind w:left="0" w:firstLine="0"/>
+              <w:jc w:val="left"/>
             </w:pPr>
             <w:r>
               <w:rPr>
                 <w:i/>
                 <w:iCs/>
               </w:rPr>
-              <w:t xml:space="preserve">Counsel to the Plan Administrator and G-Estate Management Company, Inc. f/k/a Gordmans Management Company, Inc.</w:t>
+              <w:t xml:space="preserve">Counsel</w:t>
+            </w:r>
+            <w:r>
+              <w:rPr>
+                <w:i/>
+                <w:iCs/>
+              </w:rPr>
+              <w:t xml:space="preserve"> </w:t>
+            </w:r>
+            <w:r>
+              <w:rPr>
+                <w:i/>
+                <w:iCs/>
+              </w:rPr>
+              <w:t xml:space="preserve">to</w:t>
+            </w:r>
+            <w:r>
+              <w:rPr>
+                <w:i/>
+                <w:iCs/>
+              </w:rPr>
+              <w:t xml:space="preserve"> </w:t>
+            </w:r>
+            <w:r>
+              <w:rPr>
+                <w:i/>
+                <w:iCs/>
+              </w:rPr>
+              <w:t xml:space="preserve">the</w:t>
+            </w:r>
+            <w:r>
+              <w:rPr>
+                <w:i/>
+                <w:iCs/>
+              </w:rPr>
+              <w:t xml:space="preserve"> </w:t>
+            </w:r>
+            <w:r>
+              <w:rPr>
+                <w:i/>
+                <w:iCs/>
+              </w:rPr>
+              <w:t xml:space="preserve">Plan</w:t>
+            </w:r>
+            <w:r>
+              <w:rPr>
+                <w:i/>
+                <w:iCs/>
+              </w:rPr>
+              <w:t xml:space="preserve"> </w:t>
+            </w:r>
+            <w:r>
+              <w:rPr>
+                <w:i/>
+                <w:iCs/>
+              </w:rPr>
+              <w:t xml:space="preserve">Administrator</w:t>
+            </w:r>
+            <w:r>
+              <w:rPr>
+                <w:i/>
+                <w:iCs/>
+              </w:rPr>
+              <w:t xml:space="preserve"> </w:t>
+            </w:r>
+            <w:r>
+              <w:rPr>
+                <w:i/>
+                <w:iCs/>
+              </w:rPr>
+              <w:t xml:space="preserve">and</w:t>
+            </w:r>
+            <w:r>
+              <w:rPr>
+                <w:i/>
+                <w:iCs/>
+              </w:rPr>
+              <w:t xml:space="preserve"> </w:t>
+            </w:r>
+            <w:r>
+              <w:rPr>
+                <w:i/>
+                <w:iCs/>
+              </w:rPr>
+              <w:t xml:space="preserve">G-Estate</w:t>
+            </w:r>
+            <w:r>
+              <w:rPr>
+                <w:i/>
+                <w:iCs/>
+              </w:rPr>
+              <w:t xml:space="preserve"> </w:t>
+            </w:r>
+            <w:r>
+              <w:rPr>
+                <w:i/>
+                <w:iCs/>
+              </w:rPr>
+              <w:t xml:space="preserve">Management</w:t>
+            </w:r>
+            <w:r>
+              <w:rPr>
+                <w:i/>
+                <w:iCs/>
+              </w:rPr>
+              <w:t xml:space="preserve"> </w:t>
+            </w:r>
+            <w:r>
+              <w:rPr>
+                <w:i/>
+                <w:iCs/>
+              </w:rPr>
+              <w:t xml:space="preserve">Company,</w:t>
+            </w:r>
+            <w:r>
+              <w:rPr>
+                <w:i/>
+                <w:iCs/>
+              </w:rPr>
+              <w:t xml:space="preserve"> </w:t>
+            </w:r>
+            <w:r>
+              <w:rPr>
+                <w:i/>
+                <w:iCs/>
+              </w:rPr>
+              <w:t xml:space="preserve">Inc.</w:t>
+            </w:r>
+            <w:r>
+              <w:rPr>
+                <w:i/>
+                <w:iCs/>
+              </w:rPr>
+              <w:t xml:space="preserve"> </w:t>
+            </w:r>
+            <w:r>
+              <w:rPr>
+                <w:i/>
+                <w:iCs/>
+              </w:rPr>
+              <w:t xml:space="preserve">f/​k/​a</w:t>
+            </w:r>
+            <w:r>
+              <w:rPr>
+                <w:i/>
+                <w:iCs/>
+              </w:rPr>
+              <w:t xml:space="preserve"> </w:t>
+            </w:r>
+            <w:r>
+              <w:rPr>
+                <w:i/>
+                <w:iCs/>
+              </w:rPr>
+              <w:t xml:space="preserve">Gordmans</w:t>
+            </w:r>
+            <w:r>
+              <w:rPr>
+                <w:i/>
+                <w:iCs/>
+              </w:rPr>
+              <w:t xml:space="preserve"> </w:t>
+            </w:r>
+            <w:r>
+              <w:rPr>
+                <w:i/>
+                <w:iCs/>
+              </w:rPr>
+              <w:t xml:space="preserve">Management</w:t>
+            </w:r>
+            <w:r>
+              <w:rPr>
+                <w:i/>
+                <w:iCs/>
+              </w:rPr>
+              <w:t xml:space="preserve"> </w:t>
+            </w:r>
+            <w:r>
+              <w:rPr>
+                <w:i/>
+                <w:iCs/>
+              </w:rPr>
+              <w:t xml:space="preserve">Company,</w:t>
+            </w:r>
+            <w:r>
+              <w:rPr>
+                <w:i/>
+                <w:iCs/>
+              </w:rPr>
+              <w:t xml:space="preserve"> </w:t>
+            </w:r>
+            <w:r>
+              <w:rPr>
+                <w:i/>
+                <w:iCs/>
+              </w:rPr>
+              <w:t xml:space="preserve">Inc.</w:t>
             </w:r>
           </w:p>
         </w:tc>
       </w:tr>
     </w:tbl>
-    <w:bookmarkEnd w:id="32"/>
     <w:sectPr>
-      <w:footerReference r:id="rId9" w:type="default"/>
-      <w:footnotePr>
-        <w:numRestart w:val="continuous"/>
-      </w:footnotePr>
-      <w:pgSz w:h="15840" w:w="12240"/>
-      <w:pgMar w:bottom="1440" w:footer="720" w:gutter="0" w:header="720" w:left="1440" w:right="1440" w:top="1440"/>
+      <w:footerReference w:type="default" r:id="rIdFooter1"/>
+      <w:pgSz w:w="12240" w:h="15840"/>
+      <w:pgMar w:top="1440" w:right="1440" w:bottom="1440" w:left="1440" w:header="720" w:footer="735" w:gutter="0"/>
     </w:sectPr>
   </w:body>
 </w:document>
@@ -1212,43 +4272,21 @@
 <w:ftr xmlns:w="http://schemas.openxmlformats.org/wordprocessingml/2006/main" xmlns:r="http://schemas.openxmlformats.org/officeDocument/2006/relationships">
   <w:p>
     <w:pPr>
-      <w:spacing w:before="0" w:after="0" w:line="286" w:lineRule="exact"/>
-      <w:ind w:firstLine="0"/>
       <w:jc w:val="center"/>
     </w:pPr>
     <w:r>
-      <w:rPr>
-        <w:sz w:val="22"/>
-        <w:szCs w:val="22"/>
-      </w:rPr>
       <w:fldChar w:fldCharType="begin"/>
     </w:r>
     <w:r>
-      <w:rPr>
-        <w:sz w:val="22"/>
-        <w:szCs w:val="22"/>
-      </w:rPr>
       <w:instrText xml:space="preserve"> PAGE </w:instrText>
     </w:r>
     <w:r>
-      <w:rPr>
-        <w:sz w:val="22"/>
-        <w:szCs w:val="22"/>
-      </w:rPr>
       <w:fldChar w:fldCharType="separate"/>
     </w:r>
     <w:r>
-      <w:rPr>
-        <w:sz w:val="22"/>
-        <w:szCs w:val="22"/>
-      </w:rPr>
       <w:t>1</w:t>
     </w:r>
     <w:r>
-      <w:rPr>
-        <w:sz w:val="22"/>
-        <w:szCs w:val="22"/>
-      </w:rPr>
       <w:fldChar w:fldCharType="end"/>
     </w:r>
   </w:p>
@@ -1271,7 +4309,7 @@
       </w:r>
     </w:p>
   </w:footnote>
-  <w:footnote w:id="22">
+  <w:footnote w:id="9">
     <w:p>
       <w:pPr>
         <w:pStyle w:val="FootnoteText"/>
@@ -1378,332 +4416,706 @@
 </file>
 
 <file path=word/styles.xml><?xml version="1.0" encoding="utf-8"?>
-<w:styles xmlns:w="http://schemas.openxmlformats.org/wordprocessingml/2006/main">
+<w:styles xmlns:r="http://schemas.openxmlformats.org/officeDocument/2006/relationships" xmlns:w="http://schemas.openxmlformats.org/wordprocessingml/2006/main">
   <w:docDefaults>
     <w:rPrDefault>
       <w:rPr>
-        <w:rFonts w:ascii="EB Garamond" w:cs="EB Garamond" w:eastAsia="EB Garamond" w:hAnsi="EB Garamond"/>
-        <w:sz w:val="26"/>
-        <w:szCs w:val="26"/>
-        <w:lang w:bidi="ar-SA" w:eastAsia="en-US" w:val="en-US"/>
+        <w:rFonts w:ascii="Times New Roman" w:hAnsi="Times New Roman" w:eastAsia="Times New Roman" w:cs="Times New Roman"/>
+        <w:sz w:val="24"/>
+        <w:szCs w:val="24"/>
+        <w:lang w:val="en-US" w:eastAsia="zh-CN" w:bidi="ar-SA"/>
       </w:rPr>
     </w:rPrDefault>
     <w:pPrDefault>
       <w:pPr>
-        <w:spacing w:after="0" w:before="0" w:line="286" w:lineRule="exact"/>
+        <w:widowControl/>
+        <w:spacing w:after="0"/>
       </w:pPr>
     </w:pPrDefault>
   </w:docDefaults>
-  <w:style w:default="1" w:styleId="Normal" w:type="paragraph">
+  <w:latentStyles w:defLockedState="0" w:defUIPriority="0" w:defSemiHidden="0" w:defUnhideWhenUsed="0" w:defQFormat="0" w:count="276"/>
+  <w:style w:type="paragraph" w:default="1" w:styleId="Normal">
     <w:name w:val="Normal"/>
     <w:qFormat/>
-    <w:pPr>
-      <w:spacing w:after="0" w:before="0" w:line="286" w:lineRule="exact"/>
-      <w:ind w:firstLine="0"/>
-    </w:pPr>
-  </w:style>
-  <w:style w:default="1" w:styleId="DefaultParagraphFont" w:type="character">
-    <w:name w:val="Default Paragraph Font"/>
-    <w:uiPriority w:val="1"/>
-    <w:semiHidden/>
-    <w:unhideWhenUsed/>
-  </w:style>
-  <w:style w:default="1" w:styleId="TableNormal" w:type="table">
-    <w:name w:val="Normal Table"/>
-    <w:uiPriority w:val="99"/>
-    <w:semiHidden/>
-    <w:unhideWhenUsed/>
-    <w:tblPr>
-      <w:tblInd w:type="dxa" w:w="0"/>
-      <w:tblCellMar>
-        <w:top w:type="dxa" w:w="0"/>
-        <w:left w:type="dxa" w:w="108"/>
-        <w:bottom w:type="dxa" w:w="0"/>
-        <w:right w:type="dxa" w:w="108"/>
-      </w:tblCellMar>
-    </w:tblPr>
-  </w:style>
-  <w:style w:styleId="BodyText" w:type="paragraph">
+  </w:style>
+  <w:style w:type="paragraph" w:styleId="BodyText">
     <w:name w:val="Body Text"/>
     <w:basedOn w:val="Normal"/>
+    <w:link w:val="BodyTextChar"/>
     <w:qFormat/>
     <w:pPr>
-      <w:spacing w:after="0" w:before="0" w:line="520" w:lineRule="exact"/>
+      <w:spacing w:before="0" w:after="0" w:line="552" w:lineRule="exact"/>
       <w:ind w:firstLine="720"/>
     </w:pPr>
   </w:style>
-  <w:style w:styleId="FirstParagraph" w:type="paragraph">
+  <w:style w:type="paragraph" w:customStyle="1" w:styleId="FirstParagraph">
     <w:name w:val="First Paragraph"/>
     <w:basedOn w:val="BodyText"/>
     <w:next w:val="BodyText"/>
     <w:qFormat/>
   </w:style>
-  <w:style w:styleId="Compact" w:type="paragraph">
+  <w:style w:type="paragraph" w:customStyle="1" w:styleId="Compact">
     <w:name w:val="Compact"/>
-    <w:basedOn w:val="Normal"/>
+    <w:basedOn w:val="BodyText"/>
     <w:qFormat/>
     <w:pPr>
-      <w:spacing w:after="0" w:before="0" w:line="286" w:lineRule="exact"/>
-      <w:ind w:firstLine="0"/>
+      <w:spacing w:before="36" w:after="36"/>
     </w:pPr>
   </w:style>
-  <w:style w:styleId="Heading1" w:type="paragraph">
-    <w:name w:val="heading 1"/>
+  <w:style w:type="paragraph" w:styleId="Title">
+    <w:name w:val="Title"/>
     <w:basedOn w:val="Normal"/>
     <w:next w:val="BodyText"/>
-    <w:uiPriority w:val="9"/>
+    <w:link w:val="TitleChar"/>
+    <w:uiPriority w:val="10"/>
+    <w:qFormat/>
+    <w:rsid w:val="00A10FD9"/>
+    <w:pPr>
+      <w:spacing w:after="80" w:line="240" w:lineRule="auto"/>
+      <w:contextualSpacing/>
+      <w:jc w:val="center"/>
+    </w:pPr>
+    <w:rPr>
+      <w:rFonts w:asciiTheme="majorHAnsi" w:eastAsiaTheme="majorEastAsia" w:hAnsiTheme="majorHAnsi" w:cstheme="majorBidi"/>
+      <w:sz w:val="56"/>
+      <w:szCs w:val="56"/>
+    </w:rPr>
+  </w:style>
+  <w:style w:type="character" w:customStyle="1" w:styleId="TitleChar">
+    <w:name w:val="Title Char"/>
+    <w:basedOn w:val="DefaultParagraphFont"/>
+    <w:link w:val="Title"/>
+    <w:uiPriority w:val="10"/>
+    <w:rsid w:val="00A10FD9"/>
+    <w:rPr>
+      <w:rFonts w:asciiTheme="majorHAnsi" w:eastAsiaTheme="majorEastAsia" w:hAnsiTheme="majorHAnsi" w:cstheme="majorBidi"/>
+      <w:sz w:val="56"/>
+      <w:szCs w:val="56"/>
+    </w:rPr>
+  </w:style>
+  <w:style w:type="paragraph" w:styleId="Subtitle">
+    <w:name w:val="Subtitle"/>
+    <w:basedOn w:val="Title"/>
+    <w:next w:val="BodyText"/>
+    <w:link w:val="SubtitleChar"/>
+    <w:uiPriority w:val="11"/>
+    <w:qFormat/>
+    <w:rsid w:val="00A10FD9"/>
+    <w:pPr>
+      <w:numPr>
+        <w:ilvl w:val="1"/>
+      </w:numPr>
+    </w:pPr>
+    <w:rPr>
+      <w:rFonts w:eastAsiaTheme="majorEastAsia" w:cstheme="majorBidi"/>
+      <w:spacing w:val="15"/>
+      <w:sz w:val="28"/>
+      <w:szCs w:val="28"/>
+    </w:rPr>
+  </w:style>
+  <w:style w:type="character" w:customStyle="1" w:styleId="SubtitleChar">
+    <w:name w:val="Subtitle Char"/>
+    <w:basedOn w:val="DefaultParagraphFont"/>
+    <w:link w:val="Subtitle"/>
+    <w:uiPriority w:val="11"/>
+    <w:rsid w:val="00A10FD9"/>
+    <w:rPr>
+      <w:rFonts w:eastAsiaTheme="majorEastAsia" w:cstheme="majorBidi"/>
+      <w:color w:val="595959" w:themeColor="text1" w:themeTint="A6"/>
+      <w:spacing w:val="15"/>
+      <w:sz w:val="28"/>
+      <w:szCs w:val="28"/>
+    </w:rPr>
+  </w:style>
+  <w:style w:type="paragraph" w:customStyle="1" w:styleId="Author">
+    <w:name w:val="Author"/>
+    <w:basedOn w:val="Title"/>
+    <w:next w:val="BodyText"/>
     <w:qFormat/>
     <w:pPr>
       <w:keepNext/>
       <w:keepLines/>
-      <w:spacing w:after="0" w:before="0" w:line="520" w:lineRule="exact"/>
+    </w:pPr>
+    <w:rPr>
+      <w:sz w:val="24"/>
+      <w:szCs w:val="24"/>
+    </w:rPr>
+  </w:style>
+  <w:style w:type="paragraph" w:styleId="Date">
+    <w:name w:val="Date"/>
+    <w:basedOn w:val="Title"/>
+    <w:next w:val="BodyText"/>
+    <w:qFormat/>
+    <w:pPr>
+      <w:keepNext/>
+      <w:keepLines/>
+    </w:pPr>
+    <w:rPr>
+      <w:sz w:val="24"/>
+      <w:szCs w:val="24"/>
+    </w:rPr>
+  </w:style>
+  <w:style w:type="paragraph" w:customStyle="1" w:styleId="AbstractTitle">
+    <w:name w:val="Abstract Title"/>
+    <w:basedOn w:val="Normal"/>
+    <w:next w:val="Abstract"/>
+    <w:qFormat/>
+    <w:pPr>
+      <w:keepNext/>
+      <w:keepLines/>
+      <w:spacing w:before="300" w:after="0"/>
+      <w:jc w:val="center"/>
+    </w:pPr>
+    <w:rPr>
+      <w:b/>
+      <w:sz w:val="20"/>
+      <w:szCs w:val="20"/>
+    </w:rPr>
+  </w:style>
+  <w:style w:type="paragraph" w:customStyle="1" w:styleId="Abstract">
+    <w:name w:val="Abstract"/>
+    <w:basedOn w:val="Normal"/>
+    <w:next w:val="BodyText"/>
+    <w:qFormat/>
+    <w:pPr>
+      <w:keepNext/>
+      <w:keepLines/>
+      <w:spacing w:before="100" w:after="300"/>
+    </w:pPr>
+    <w:rPr>
+      <w:sz w:val="20"/>
+      <w:szCs w:val="20"/>
+    </w:rPr>
+  </w:style>
+  <w:style w:type="paragraph" w:styleId="Bibliography">
+    <w:name w:val="Bibliography"/>
+    <w:basedOn w:val="Normal"/>
+    <w:next w:val="Bibliography"/>
+    <w:qFormat/>
+    <w:pPr/>
+    <w:rPr/>
+  </w:style>
+  <w:style w:type="paragraph" w:styleId="Heading1">
+    <w:name w:val="heading 1"/>
+    <w:basedOn w:val="Normal"/>
+    <w:next w:val="BodyText"/>
+    <w:link w:val="Heading1Char"/>
+    <w:uiPriority w:val="9"/>
+    <w:qFormat/>
+    <w:rsid w:val="00A10FD9"/>
+    <w:pPr>
+      <w:keepNext/>
+      <w:keepLines/>
+      <w:spacing w:before="0" w:after="0" w:line="552" w:lineRule="exact"/>
       <w:ind w:firstLine="0"/>
       <w:jc w:val="center"/>
       <w:outlineLvl w:val="0"/>
     </w:pPr>
     <w:rPr>
+      <w:rFonts w:ascii="Times New Roman" w:hAnsi="Times New Roman" w:eastAsia="Times New Roman" w:cs="Times New Roman"/>
+      <w:b/>
+      <w:bCs/>
+      <w:caps/>
+      <w:color w:val="000000"/>
+      <w:sz w:val="24"/>
+      <w:szCs w:val="24"/>
+    </w:rPr>
+  </w:style>
+  <w:style w:type="paragraph" w:styleId="Heading2">
+    <w:name w:val="heading 2"/>
+    <w:basedOn w:val="Normal"/>
+    <w:next w:val="BodyText"/>
+    <w:link w:val="Heading2Char"/>
+    <w:uiPriority w:val="9"/>
+    <w:semiHidden/>
+    <w:unhideWhenUsed/>
+    <w:qFormat/>
+    <w:rsid w:val="00A10FD9"/>
+    <w:pPr>
+      <w:keepNext/>
+      <w:keepLines/>
+      <w:spacing w:before="0" w:after="0" w:line="552" w:lineRule="exact"/>
+      <w:ind w:firstLine="0"/>
+      <w:outlineLvl w:val="1"/>
+    </w:pPr>
+    <w:rPr>
+      <w:rFonts w:ascii="Times New Roman" w:hAnsi="Times New Roman" w:eastAsia="Times New Roman" w:cs="Times New Roman"/>
       <w:b/>
       <w:bCs/>
       <w:color w:val="000000"/>
-      <w:sz w:val="26"/>
-      <w:szCs w:val="26"/>
-    </w:rPr>
-  </w:style>
-  <w:style w:styleId="Heading2" w:type="paragraph">
-    <w:name w:val="heading 2"/>
+      <w:sz w:val="24"/>
+      <w:szCs w:val="24"/>
+    </w:rPr>
+  </w:style>
+  <w:style w:type="paragraph" w:styleId="Heading3">
+    <w:name w:val="heading 3"/>
     <w:basedOn w:val="Normal"/>
+    <w:next w:val="BodyText"/>
+    <w:link w:val="Heading3Char"/>
+    <w:uiPriority w:val="9"/>
+    <w:semiHidden/>
+    <w:unhideWhenUsed/>
+    <w:qFormat/>
+    <w:rsid w:val="00A10FD9"/>
+    <w:pPr>
+      <w:keepNext/>
+      <w:keepLines/>
+      <w:spacing w:before="0" w:after="0" w:line="552" w:lineRule="exact"/>
+      <w:ind w:firstLine="0"/>
+      <w:outlineLvl w:val="2"/>
+    </w:pPr>
+    <w:rPr>
+      <w:rFonts w:ascii="Times New Roman" w:hAnsi="Times New Roman" w:eastAsia="Times New Roman" w:cs="Times New Roman"/>
+      <w:b/>
+      <w:bCs/>
+      <w:color w:val="000000"/>
+      <w:sz w:val="24"/>
+      <w:szCs w:val="24"/>
+    </w:rPr>
+  </w:style>
+  <w:style w:type="paragraph" w:styleId="Heading4">
+    <w:name w:val="heading 4"/>
+    <w:basedOn w:val="Normal"/>
+    <w:next w:val="BodyText"/>
+    <w:link w:val="Heading4Char"/>
+    <w:uiPriority w:val="9"/>
+    <w:semiHidden/>
+    <w:unhideWhenUsed/>
+    <w:qFormat/>
+    <w:rsid w:val="00A10FD9"/>
+    <w:pPr>
+      <w:keepNext/>
+      <w:keepLines/>
+      <w:spacing w:before="0" w:after="0" w:line="552" w:lineRule="exact"/>
+      <w:ind w:firstLine="0"/>
+      <w:outlineLvl w:val="3"/>
+    </w:pPr>
+    <w:rPr>
+      <w:rFonts w:ascii="Times New Roman" w:hAnsi="Times New Roman" w:eastAsia="Times New Roman" w:cs="Times New Roman"/>
+      <w:b/>
+      <w:bCs/>
+      <w:i/>
+      <w:color w:val="000000"/>
+      <w:sz w:val="24"/>
+      <w:szCs w:val="24"/>
+    </w:rPr>
+  </w:style>
+  <w:style w:type="paragraph" w:styleId="Heading5">
+    <w:name w:val="heading 5"/>
+    <w:basedOn w:val="Normal"/>
+    <w:next w:val="BodyText"/>
+    <w:link w:val="Heading5Char"/>
+    <w:uiPriority w:val="9"/>
+    <w:semiHidden/>
+    <w:unhideWhenUsed/>
+    <w:qFormat/>
+    <w:rsid w:val="00A10FD9"/>
+    <w:pPr>
+      <w:keepNext/>
+      <w:keepLines/>
+      <w:spacing w:before="0" w:after="0" w:line="552" w:lineRule="exact"/>
+      <w:ind w:firstLine="0"/>
+      <w:outlineLvl w:val="4"/>
+    </w:pPr>
+    <w:rPr>
+      <w:rFonts w:ascii="Times New Roman" w:hAnsi="Times New Roman" w:eastAsia="Times New Roman" w:cs="Times New Roman"/>
+      <w:b/>
+      <w:bCs/>
+      <w:i/>
+      <w:color w:val="000000"/>
+      <w:sz w:val="24"/>
+      <w:szCs w:val="24"/>
+    </w:rPr>
+  </w:style>
+  <w:style w:type="paragraph" w:styleId="Heading6">
+    <w:name w:val="heading 6"/>
+    <w:basedOn w:val="Normal"/>
+    <w:next w:val="BodyText"/>
+    <w:link w:val="Heading6Char"/>
+    <w:uiPriority w:val="9"/>
+    <w:semiHidden/>
+    <w:unhideWhenUsed/>
+    <w:qFormat/>
+    <w:rsid w:val="00A10FD9"/>
+    <w:pPr>
+      <w:keepNext/>
+      <w:keepLines/>
+      <w:spacing w:before="40" w:after="0"/>
+      <w:outlineLvl w:val="5"/>
+    </w:pPr>
+    <w:rPr>
+      <w:rFonts w:eastAsiaTheme="majorEastAsia" w:cstheme="majorBidi"/>
+      <w:i/>
+      <w:iCs/>
+      <w:color w:val="595959" w:themeColor="text1" w:themeTint="A6"/>
+    </w:rPr>
+  </w:style>
+  <w:style w:type="paragraph" w:styleId="Heading7">
+    <w:name w:val="heading 7"/>
+    <w:basedOn w:val="Normal"/>
+    <w:next w:val="BodyText"/>
+    <w:link w:val="Heading7Char"/>
+    <w:uiPriority w:val="9"/>
+    <w:semiHidden/>
+    <w:unhideWhenUsed/>
+    <w:qFormat/>
+    <w:rsid w:val="00A10FD9"/>
+    <w:pPr>
+      <w:keepNext/>
+      <w:keepLines/>
+      <w:spacing w:before="40" w:after="0"/>
+      <w:outlineLvl w:val="6"/>
+    </w:pPr>
+    <w:rPr>
+      <w:rFonts w:eastAsiaTheme="majorEastAsia" w:cstheme="majorBidi"/>
+      <w:color w:val="595959" w:themeColor="text1" w:themeTint="A6"/>
+    </w:rPr>
+  </w:style>
+  <w:style w:type="paragraph" w:styleId="Heading8">
+    <w:name w:val="heading 8"/>
+    <w:basedOn w:val="Normal"/>
+    <w:next w:val="BodyText"/>
+    <w:link w:val="Heading8Char"/>
+    <w:uiPriority w:val="9"/>
+    <w:semiHidden/>
+    <w:unhideWhenUsed/>
+    <w:qFormat/>
+    <w:rsid w:val="00A10FD9"/>
+    <w:pPr>
+      <w:keepNext/>
+      <w:keepLines/>
+      <w:spacing w:after="0"/>
+      <w:outlineLvl w:val="7"/>
+    </w:pPr>
+    <w:rPr>
+      <w:rFonts w:eastAsiaTheme="majorEastAsia" w:cstheme="majorBidi"/>
+      <w:i/>
+      <w:iCs/>
+      <w:color w:val="272727" w:themeColor="text1" w:themeTint="D8"/>
+    </w:rPr>
+  </w:style>
+  <w:style w:type="paragraph" w:styleId="Heading9">
+    <w:name w:val="heading 9"/>
+    <w:basedOn w:val="Normal"/>
+    <w:next w:val="BodyText"/>
+    <w:link w:val="Heading9Char"/>
+    <w:uiPriority w:val="9"/>
+    <w:semiHidden/>
+    <w:unhideWhenUsed/>
+    <w:qFormat/>
+    <w:rsid w:val="00A10FD9"/>
+    <w:pPr>
+      <w:keepNext/>
+      <w:keepLines/>
+      <w:spacing w:after="0"/>
+      <w:outlineLvl w:val="8"/>
+    </w:pPr>
+    <w:rPr>
+      <w:rFonts w:eastAsiaTheme="majorEastAsia" w:cstheme="majorBidi"/>
+      <w:color w:val="272727" w:themeColor="text1" w:themeTint="D8"/>
+    </w:rPr>
+  </w:style>
+  <w:style w:type="character" w:customStyle="1" w:styleId="Heading1Char">
+    <w:name w:val="Heading 1 Char"/>
+    <w:basedOn w:val="DefaultParagraphFont"/>
+    <w:link w:val="Heading1"/>
+    <w:uiPriority w:val="9"/>
+    <w:rsid w:val="00A10FD9"/>
+    <w:rPr>
+      <w:rFonts w:asciiTheme="majorHAnsi" w:eastAsiaTheme="majorEastAsia" w:hAnsiTheme="majorHAnsi" w:cstheme="majorBidi"/>
+      <w:color w:val="0F4761" w:themeColor="accent1" w:themeShade="BF"/>
+      <w:sz w:val="40"/>
+      <w:szCs w:val="40"/>
+    </w:rPr>
+  </w:style>
+  <w:style w:type="character" w:customStyle="1" w:styleId="Heading2Char">
+    <w:name w:val="Heading 2 Char"/>
+    <w:basedOn w:val="DefaultParagraphFont"/>
+    <w:link w:val="Heading2"/>
+    <w:uiPriority w:val="9"/>
+    <w:semiHidden/>
+    <w:rsid w:val="00A10FD9"/>
+    <w:rPr>
+      <w:rFonts w:asciiTheme="majorHAnsi" w:eastAsiaTheme="majorEastAsia" w:hAnsiTheme="majorHAnsi" w:cstheme="majorBidi"/>
+      <w:color w:val="0F4761" w:themeColor="accent1" w:themeShade="BF"/>
+      <w:sz w:val="32"/>
+      <w:szCs w:val="32"/>
+    </w:rPr>
+  </w:style>
+  <w:style w:type="character" w:customStyle="1" w:styleId="Heading3Char">
+    <w:name w:val="Heading 3 Char"/>
+    <w:basedOn w:val="DefaultParagraphFont"/>
+    <w:link w:val="Heading3"/>
+    <w:uiPriority w:val="9"/>
+    <w:semiHidden/>
+    <w:rsid w:val="00A10FD9"/>
+    <w:rPr>
+      <w:rFonts w:eastAsiaTheme="majorEastAsia" w:cstheme="majorBidi"/>
+      <w:color w:val="0F4761" w:themeColor="accent1" w:themeShade="BF"/>
+      <w:sz w:val="28"/>
+      <w:szCs w:val="28"/>
+    </w:rPr>
+  </w:style>
+  <w:style w:type="character" w:customStyle="1" w:styleId="Heading4Char">
+    <w:name w:val="Heading 4 Char"/>
+    <w:basedOn w:val="DefaultParagraphFont"/>
+    <w:link w:val="Heading4"/>
+    <w:uiPriority w:val="9"/>
+    <w:semiHidden/>
+    <w:rsid w:val="00A10FD9"/>
+    <w:rPr>
+      <w:rFonts w:eastAsiaTheme="majorEastAsia" w:cstheme="majorBidi"/>
+      <w:i/>
+      <w:iCs/>
+      <w:color w:val="0F4761" w:themeColor="accent1" w:themeShade="BF"/>
+    </w:rPr>
+  </w:style>
+  <w:style w:type="character" w:customStyle="1" w:styleId="Heading5Char">
+    <w:name w:val="Heading 5 Char"/>
+    <w:basedOn w:val="DefaultParagraphFont"/>
+    <w:link w:val="Heading5"/>
+    <w:uiPriority w:val="9"/>
+    <w:semiHidden/>
+    <w:rsid w:val="00A10FD9"/>
+    <w:rPr>
+      <w:rFonts w:eastAsiaTheme="majorEastAsia" w:cstheme="majorBidi"/>
+      <w:color w:val="0F4761" w:themeColor="accent1" w:themeShade="BF"/>
+    </w:rPr>
+  </w:style>
+  <w:style w:type="character" w:customStyle="1" w:styleId="Heading6Char">
+    <w:name w:val="Heading 6 Char"/>
+    <w:basedOn w:val="DefaultParagraphFont"/>
+    <w:link w:val="Heading6"/>
+    <w:uiPriority w:val="9"/>
+    <w:semiHidden/>
+    <w:rsid w:val="00A10FD9"/>
+    <w:rPr>
+      <w:rFonts w:eastAsiaTheme="majorEastAsia" w:cstheme="majorBidi"/>
+      <w:i/>
+      <w:iCs/>
+      <w:color w:val="595959" w:themeColor="text1" w:themeTint="A6"/>
+    </w:rPr>
+  </w:style>
+  <w:style w:type="character" w:customStyle="1" w:styleId="Heading7Char">
+    <w:name w:val="Heading 7 Char"/>
+    <w:basedOn w:val="DefaultParagraphFont"/>
+    <w:link w:val="Heading7"/>
+    <w:uiPriority w:val="9"/>
+    <w:semiHidden/>
+    <w:rsid w:val="00A10FD9"/>
+    <w:rPr>
+      <w:rFonts w:eastAsiaTheme="majorEastAsia" w:cstheme="majorBidi"/>
+      <w:color w:val="595959" w:themeColor="text1" w:themeTint="A6"/>
+    </w:rPr>
+  </w:style>
+  <w:style w:type="character" w:customStyle="1" w:styleId="Heading8Char">
+    <w:name w:val="Heading 8 Char"/>
+    <w:basedOn w:val="DefaultParagraphFont"/>
+    <w:link w:val="Heading8"/>
+    <w:uiPriority w:val="9"/>
+    <w:semiHidden/>
+    <w:rsid w:val="00A10FD9"/>
+    <w:rPr>
+      <w:rFonts w:eastAsiaTheme="majorEastAsia" w:cstheme="majorBidi"/>
+      <w:i/>
+      <w:iCs/>
+      <w:color w:val="272727" w:themeColor="text1" w:themeTint="D8"/>
+    </w:rPr>
+  </w:style>
+  <w:style w:type="character" w:customStyle="1" w:styleId="Heading9Char">
+    <w:name w:val="Heading 9 Char"/>
+    <w:basedOn w:val="DefaultParagraphFont"/>
+    <w:link w:val="Heading9"/>
+    <w:uiPriority w:val="9"/>
+    <w:semiHidden/>
+    <w:rsid w:val="00A10FD9"/>
+    <w:rPr>
+      <w:rFonts w:eastAsiaTheme="majorEastAsia" w:cstheme="majorBidi"/>
+      <w:color w:val="272727" w:themeColor="text1" w:themeTint="D8"/>
+    </w:rPr>
+  </w:style>
+  <w:style w:type="paragraph" w:customStyle="1" w:styleId="ListItem">
+    <w:name w:val="List Item"/>
+    <w:basedOn w:val="BodyText"/>
+    <w:qFormat/>
+    <w:pPr>
+      <w:spacing w:before="0" w:after="0" w:line="552" w:lineRule="exact"/>
+      <w:ind w:left="720" w:hanging="720"/>
+    </w:pPr>
+  </w:style>
+  <w:style w:type="paragraph" w:styleId="BlockText">
+    <w:name w:val="Block Text"/>
+    <w:basedOn w:val="BodyText"/>
     <w:next w:val="BodyText"/>
     <w:uiPriority w:val="9"/>
     <w:unhideWhenUsed/>
     <w:qFormat/>
     <w:pPr>
-      <w:keepNext/>
-      <w:keepLines/>
-      <w:spacing w:after="0" w:before="0" w:line="520" w:lineRule="exact"/>
-      <w:ind w:firstLine="0"/>
-      <w:jc w:val="center"/>
-      <w:outlineLvl w:val="1"/>
+      <w:spacing w:before="280" w:after="280" w:line="276" w:lineRule="exact"/>
+      <w:ind w:firstLine="0" w:left="720" w:right="720"/>
     </w:pPr>
-    <w:rPr>
-      <w:b/>
-      <w:bCs/>
-      <w:color w:val="000000"/>
-      <w:sz w:val="26"/>
-      <w:szCs w:val="26"/>
-    </w:rPr>
-  </w:style>
-  <w:style w:styleId="Heading3" w:type="paragraph">
-    <w:name w:val="heading 3"/>
+  </w:style>
+  <w:style w:type="paragraph" w:styleId="FootnoteText">
+    <w:name w:val="Footnote Text"/>
     <w:basedOn w:val="Normal"/>
-    <w:next w:val="BodyText"/>
+    <w:next w:val="FootnoteText"/>
     <w:uiPriority w:val="9"/>
     <w:unhideWhenUsed/>
     <w:qFormat/>
     <w:pPr>
-      <w:keepNext/>
       <w:keepLines/>
-      <w:spacing w:after="0" w:before="0" w:line="520" w:lineRule="exact"/>
-      <w:ind w:hanging="720" w:left="720"/>
-      <w:jc w:val="left"/>
-      <w:outlineLvl w:val="2"/>
-    </w:pPr>
-    <w:rPr>
-      <w:b/>
-      <w:bCs/>
-      <w:color w:val="000000"/>
-      <w:sz w:val="26"/>
-      <w:szCs w:val="26"/>
-    </w:rPr>
-  </w:style>
-  <w:style w:styleId="FootnoteText" w:type="paragraph">
-    <w:name w:val="footnote text"/>
-    <w:basedOn w:val="Normal"/>
-    <w:uiPriority w:val="99"/>
-    <w:unhideWhenUsed/>
-    <w:pPr>
-      <w:spacing w:after="0" w:before="0" w:line="286" w:lineRule="exact"/>
-      <w:ind w:firstLine="0"/>
+      <w:spacing w:before="0" w:after="140" w:line="253" w:lineRule="exact"/>
     </w:pPr>
     <w:rPr>
       <w:sz w:val="22"/>
       <w:szCs w:val="22"/>
     </w:rPr>
   </w:style>
-  <w:style w:styleId="FootnoteReference" w:type="character">
-    <w:name w:val="footnote reference"/>
-    <w:basedOn w:val="DefaultParagraphFont"/>
-    <w:uiPriority w:val="99"/>
+  <w:style w:type="paragraph" w:styleId="FootnoteBlockText">
+    <w:name w:val="Footnote Block Text"/>
+    <w:basedOn w:val="FootnoteText"/>
+    <w:next w:val="FootnoteText"/>
+    <w:uiPriority w:val="9"/>
     <w:unhideWhenUsed/>
-    <w:rPr>
-      <w:vertAlign w:val="superscript"/>
-    </w:rPr>
-  </w:style>
-  <w:style w:styleId="Hyperlink" w:type="character">
-    <w:name w:val="Hyperlink"/>
-    <w:basedOn w:val="DefaultParagraphFont"/>
-    <w:uiPriority w:val="99"/>
+    <w:qFormat/>
+    <w:pPr>
+      <w:spacing w:before="280" w:after="280"/>
+      <w:ind w:firstLine="0" w:left="720" w:right="720"/>
+    </w:pPr>
+  </w:style>
+  <w:style w:type="character" w:default="1" w:styleId="DefaultParagraphFont">
+    <w:name w:val="Default Paragraph Font"/>
+    <w:semiHidden/>
     <w:unhideWhenUsed/>
-    <w:rPr>
-      <w:color w:val="000000"/>
-    </w:rPr>
-  </w:style>
-  <w:style w:styleId="Table" w:type="table">
+  </w:style>
+  <w:style w:type="table" w:default="1" w:styleId="Table">
     <w:name w:val="Table"/>
     <w:basedOn w:val="TableNormal"/>
-    <w:uiPriority w:val="59"/>
-    <w:pPr>
-      <w:spacing w:after="0" w:before="0" w:line="286" w:lineRule="exact"/>
-    </w:pPr>
+    <w:qFormat/>
     <w:tblPr>
-      <w:tblBorders>
-        <w:top w:val="nil"/>
-        <w:left w:val="nil"/>
-        <w:bottom w:val="nil"/>
-        <w:right w:val="nil"/>
-        <w:insideH w:val="nil"/>
-        <w:insideV w:val="nil"/>
-      </w:tblBorders>
+      <w:tblInd w:w="0" w:type="dxa"/>
       <w:tblCellMar>
-        <w:left w:type="dxa" w:w="0"/>
-        <w:right w:type="dxa" w:w="115"/>
+        <w:top w:w="0" w:type="dxa"/>
+        <w:left w:w="108" w:type="dxa"/>
+        <w:bottom w:w="0" w:type="dxa"/>
+        <w:right w:w="108" w:type="dxa"/>
       </w:tblCellMar>
     </w:tblPr>
-  </w:style>
-  <w:style w:customStyle="1" w:styleId="Single" w:type="paragraph">
-    <w:name w:val="Single"/>
+    <w:tblStylePr w:type="firstRow">
+      <w:tcPr>
+        <w:tcBorders>
+          <w:bottom w:val="single"/>
+        </w:tcBorders>
+        <w:vAlign w:val="bottom"/>
+      </w:tcPr>
+    </w:tblStylePr>
+  </w:style>
+  <w:style w:type="paragraph" w:customStyle="1" w:styleId="DefinitionTerm">
+    <w:name w:val="Definition Term"/>
     <w:basedOn w:val="Normal"/>
-    <w:qFormat/>
-    <w:pPr>
-      <w:spacing w:after="0" w:before="0" w:line="286" w:lineRule="exact"/>
-      <w:ind w:firstLine="0"/>
-      <w:jc w:val="left"/>
-    </w:pPr>
-  </w:style>
-  <w:style w:customStyle="1" w:styleId="SingleKeep" w:type="paragraph">
-    <w:name w:val="Single Keep"/>
-    <w:basedOn w:val="Single"/>
-    <w:qFormat/>
+    <w:next w:val="Definition"/>
     <w:pPr>
       <w:keepNext/>
       <w:keepLines/>
+      <w:spacing w:after="0"/>
     </w:pPr>
-  </w:style>
-  <w:style w:customStyle="1" w:styleId="Centered" w:type="paragraph">
-    <w:name w:val="Centered"/>
-    <w:basedOn w:val="Single"/>
+    <w:rPr>
+      <w:b/>
+    </w:rPr>
+  </w:style>
+  <w:style w:type="paragraph" w:customStyle="1" w:styleId="Definition">
+    <w:name w:val="Definition"/>
+    <w:basedOn w:val="Normal"/>
+  </w:style>
+  <w:style w:type="paragraph" w:styleId="Caption">
+    <w:name w:val="Caption"/>
+    <w:basedOn w:val="Normal"/>
+    <w:link w:val="BodyTextChar"/>
+    <w:pPr>
+      <w:spacing w:before="0" w:after="120"/>
+    </w:pPr>
+    <w:rPr>
+      <w:i/>
+    </w:rPr>
+  </w:style>
+  <w:style w:type="paragraph" w:customStyle="1" w:styleId="TableCaption">
+    <w:name w:val="Table Caption"/>
+    <w:basedOn w:val="Caption"/>
+    <w:pPr>
+      <w:keepNext/>
+    </w:pPr>
+  </w:style>
+  <w:style w:type="paragraph" w:customStyle="1" w:styleId="ImageCaption">
+    <w:name w:val="Image Caption"/>
+    <w:basedOn w:val="Caption"/>
+  </w:style>
+  <w:style w:type="paragraph" w:customStyle="1" w:styleId="Figure">
+    <w:name w:val="Figure"/>
+    <w:basedOn w:val="Normal"/>
+  </w:style>
+  <w:style w:type="paragraph" w:customStyle="1" w:styleId="CaptionedFigure">
+    <w:name w:val="Captioned Figure"/>
+    <w:basedOn w:val="Figure"/>
+    <w:pPr>
+      <w:keepNext/>
+    </w:pPr>
+  </w:style>
+  <w:style w:type="character" w:customStyle="1" w:styleId="BodyTextChar">
+    <w:name w:val="Body Text Char"/>
+    <w:basedOn w:val="DefaultParagraphFont"/>
+    <w:link w:val="BodyText"/>
+  </w:style>
+  <w:style w:type="character" w:customStyle="1" w:styleId="VerbatimChar">
+    <w:name w:val="Verbatim Char"/>
+    <w:basedOn w:val="BodyTextChar"/>
+    <w:rPr>
+      <w:rFonts w:ascii="Consolas" w:hAnsi="Consolas"/>
+      <w:sz w:val="22"/>
+    </w:rPr>
+  </w:style>
+  <w:style w:type="character" w:customStyle="1" w:styleId="SectionNumber">
+    <w:name w:val="Section Number"/>
+    <w:basedOn w:val="BodyTextChar"/>
+  </w:style>
+  <w:style w:type="character" w:styleId="FootnoteReference">
+    <w:name w:val="Footnote Reference"/>
+    <w:basedOn w:val="BodyTextChar"/>
+    <w:rPr>
+      <w:vertAlign w:val="superscript"/>
+    </w:rPr>
+  </w:style>
+  <w:style w:type="character" w:styleId="Hyperlink">
+    <w:name w:val="Hyperlink"/>
+    <w:basedOn w:val="BodyTextChar"/>
+    <w:rPr>
+      <w:color w:val="000000"/>
+    </w:rPr>
+  </w:style>
+  <w:style w:type="paragraph" w:styleId="TOCHeading">
+    <w:name w:val="TOC Heading"/>
+    <w:basedOn w:val="Heading1"/>
+    <w:next w:val="BodyText"/>
+    <w:uiPriority w:val="39"/>
+    <w:unhideWhenUsed/>
     <w:qFormat/>
     <w:pPr>
-      <w:jc w:val="center"/>
+      <w:spacing w:before="240" w:line="259" w:lineRule="auto"/>
+      <w:outlineLvl w:val="9"/>
     </w:pPr>
-  </w:style>
-  <w:style w:customStyle="1" w:styleId="CaptionIndent" w:type="paragraph">
-    <w:name w:val="Caption Indent"/>
-    <w:basedOn w:val="Single"/>
+    <w:rPr>
+      <w:rFonts w:asciiTheme="majorHAnsi" w:eastAsiaTheme="majorEastAsia" w:hAnsiTheme="majorHAnsi" w:cstheme="majorBidi"/>
+      <w:b w:val="0"/>
+      <w:bCs w:val="0"/>
+      <w:color w:val="365F91" w:themeColor="accent1" w:themeShade="BF"/>
+    </w:rPr>
+  </w:style>
+  <w:style w:type="paragraph" w:customStyle="1" w:styleId="BodyTextLast">
+    <w:name w:val="Body Text Last"/>
+    <w:basedOn w:val="BodyText"/>
     <w:qFormat/>
     <w:pPr>
-      <w:ind w:firstLine="0" w:left="720"/>
+      <w:spacing w:before="0" w:after="552" w:line="552" w:lineRule="exact"/>
     </w:pPr>
-  </w:style>
-  <w:style w:customStyle="1" w:styleId="CaptionDesignation" w:type="paragraph">
-    <w:name w:val="Caption Designation"/>
-    <w:basedOn w:val="Single"/>
-    <w:qFormat/>
-    <w:pPr>
-      <w:ind w:firstLine="0" w:left="1440"/>
-    </w:pPr>
-  </w:style>
-  <w:style w:customStyle="1" w:styleId="CaptionGap" w:type="paragraph">
-    <w:name w:val="Caption Gap"/>
-    <w:basedOn w:val="Single"/>
-    <w:qFormat/>
-    <w:pPr>
-      <w:spacing w:after="234" w:before="0" w:line="286" w:lineRule="exact"/>
-    </w:pPr>
-  </w:style>
-  <w:style w:customStyle="1" w:styleId="CaptionRule" w:type="paragraph">
-    <w:name w:val="Caption Rule"/>
-    <w:basedOn w:val="Single"/>
-    <w:qFormat/>
-    <w:pPr>
-      <w:pBdr>
-        <w:bottom w:color="000000" w:space="1" w:sz="4" w:val="single"/>
-      </w:pBdr>
-      <w:spacing w:after="234" w:before="0" w:line="120" w:lineRule="exact"/>
-    </w:pPr>
-    <w:rPr>
-      <w:sz w:val="8"/>
-      <w:szCs w:val="8"/>
-    </w:rPr>
-  </w:style>
-  <w:style w:customStyle="1" w:styleId="DoubleGap" w:type="paragraph">
-    <w:name w:val="Double Gap"/>
-    <w:basedOn w:val="Normal"/>
-    <w:qFormat/>
-    <w:pPr>
-      <w:spacing w:after="0" w:before="0" w:line="520" w:lineRule="exact"/>
-      <w:ind w:firstLine="0"/>
-    </w:pPr>
-  </w:style>
-  <w:style w:customStyle="1" w:styleId="Lettered" w:type="paragraph">
-    <w:name w:val="Lettered"/>
-    <w:basedOn w:val="Normal"/>
-    <w:qFormat/>
-    <w:pPr>
-      <w:spacing w:after="0" w:before="0" w:line="520" w:lineRule="exact"/>
-      <w:ind w:hanging="576" w:left="1296"/>
-      <w:jc w:val="left"/>
-    </w:pPr>
-  </w:style>
-  <w:style w:customStyle="1" w:styleId="CertificateTitle" w:type="paragraph">
-    <w:name w:val="Certificate Title"/>
-    <w:basedOn w:val="Heading1"/>
-    <w:next w:val="BodyText"/>
-    <w:qFormat/>
-    <w:pPr>
-      <w:pageBreakBefore/>
-    </w:pPr>
-  </w:style>
-  <w:style w:customStyle="1" w:styleId="CaptionTitle" w:type="paragraph">
-    <w:name w:val="Caption Title"/>
-    <w:basedOn w:val="Single"/>
-    <w:qFormat/>
-    <w:pPr>
-      <w:spacing w:after="0" w:before="0" w:line="286" w:lineRule="exact"/>
-    </w:pPr>
-    <w:rPr>
-      <w:b/>
-      <w:bCs/>
-    </w:rPr>
-  </w:style>
-  <w:style w:type="paragraph" w:customStyle="1" w:styleId="CaptionDesignation">
-    <w:name w:val="CaptionDesignation"/>
-    <w:basedOn w:val="BodyText"/>
-    <w:qFormat/>
-  </w:style>
-  <w:style w:type="paragraph" w:customStyle="1" w:styleId="CaptionGap">
-    <w:name w:val="CaptionGap"/>
-    <w:basedOn w:val="BodyText"/>
-    <w:qFormat/>
-  </w:style>
-  <w:style w:type="paragraph" w:customStyle="1" w:styleId="CaptionIndent">
-    <w:name w:val="CaptionIndent"/>
-    <w:basedOn w:val="BodyText"/>
-    <w:qFormat/>
-  </w:style>
-  <w:style w:type="paragraph" w:customStyle="1" w:styleId="CaptionRule">
-    <w:name w:val="CaptionRule"/>
-    <w:basedOn w:val="BodyText"/>
-    <w:qFormat/>
-  </w:style>
-  <w:style w:type="paragraph" w:customStyle="1" w:styleId="DoubleGap">
-    <w:name w:val="DoubleGap"/>
-    <w:basedOn w:val="BodyText"/>
-    <w:qFormat/>
-  </w:style>
-  <w:style w:type="paragraph" w:customStyle="1" w:styleId="SingleKeep">
-    <w:name w:val="SingleKeep"/>
-    <w:basedOn w:val="BodyText"/>
-    <w:qFormat/>
   </w:style>
   <w:style w:type="paragraph" w:customStyle="1" w:styleId="SourceCode">
     <w:name w:val="Source Code"/>
